--- a/教育评价典型实践案例/师范生教育教学能力认定抽检评价改革实践-案例文稿.docx
+++ b/教育评价典型实践案例/师范生教育教学能力认定抽检评价改革实践-案例文稿.docx
@@ -4,7 +4,7 @@
   <w:body>
     <w:p>
       <w:pPr>
-        <w:spacing w:after="120"/>
+        <w:spacing w:after="80"/>
         <w:jc w:val="center"/>
       </w:pPr>
       <w:r>
@@ -13,7 +13,7 @@
           <w:b/>
           <w:sz w:val="40"/>
         </w:rPr>
-        <w:t>数字赋能　标准统一</w:t>
+        <w:t>三智能体协同　智赋评价</w:t>
       </w:r>
     </w:p>
     <w:p>
@@ -27,12 +27,12 @@
           <w:b w:val="0"/>
           <w:sz w:val="30"/>
         </w:rPr>
-        <w:t>——师范生教育教学能力认定抽检全流程数字化评价改革实践</w:t>
+        <w:t>——师范生教育教学能力认定抽检的AI赋能全流程质量监测实践</w:t>
       </w:r>
     </w:p>
     <w:p>
       <w:pPr>
-        <w:spacing w:before="200" w:after="80" w:line="360" w:lineRule="auto"/>
+        <w:spacing w:before="240" w:after="80" w:line="360" w:lineRule="auto"/>
       </w:pPr>
       <w:r>
         <w:rPr>
@@ -45,7 +45,7 @@
     </w:p>
     <w:p>
       <w:pPr>
-        <w:spacing w:line="360" w:lineRule="auto" w:after="0" w:before="0"/>
+        <w:spacing w:line="360" w:lineRule="auto"/>
         <w:ind w:firstLine="560"/>
       </w:pPr>
       <w:r>
@@ -54,12 +54,69 @@
           <w:b w:val="0"/>
           <w:sz w:val="28"/>
         </w:rPr>
-        <w:t>2021年教育部印发《关于推进师范生免试认定中小学教师资格改革的通知》，参加改革的师范生不再参加国家中小学教师资格考试，改由所在高校自主组织教育教学能力考核认定；省级教育行政部门及专业评价机构须对高校认定工作开展抽检，以保障“放权不降标准、自主不失质量”。重庆市师范生培养规模大、院校多、学科专业分布广，传统抽检主要依赖线下集中、纸质举证、人工抽签和专家现场评审，存在四方面突出矛盾：一是抽样不够规范，人工抽取易受主观影响，代表性与公平性难以保证；二是标准难统一，各校指标口径、举证要求不一致，跨校结果不可比；三是过程不透明、难追溯，纸质材料流转环节多、留痕弱；四是数据汇聚难，专家评审分散、进度不可视、结果统计耗时长。在新时代教育评价改革“破五唯”、重过程、强证据、用数据的导向下，亟需以数字化手段重构师范生能力认定抽检的评价流程。</w:t>
+        <w:t>师范生教育教学能力认定是教师教育质量保障的重要环节，抽检工作直接关系师范生培养质量监测的科学性、公平性和公信力。按照《重庆市2025年师范生教育教学能力认定抽检实施方案（试行）》要求，抽检工作需覆盖样本抽取、材料上传、校级审核、重庆市教育评估院审核、专家评分、结果发布等多个环节，涉及重庆市教育评估院、高校、学生、专家等多类主体，业务链条长、协同难度大、规范要求高。</w:t>
       </w:r>
     </w:p>
     <w:p>
       <w:pPr>
-        <w:spacing w:before="200" w:after="80" w:line="360" w:lineRule="auto"/>
+        <w:spacing w:line="360" w:lineRule="auto"/>
+        <w:ind w:firstLine="560"/>
+      </w:pPr>
+      <w:r>
+        <w:rPr>
+          <w:rFonts w:ascii="Times New Roman" w:hAnsi="Times New Roman" w:eastAsia="仿宋"/>
+          <w:b w:val="0"/>
+          <w:sz w:val="28"/>
+        </w:rPr>
+        <w:t>以往类似工作主要依赖线下通知、人工汇总和经验判断，存在三方面突出问题。一是标准执行不统一，政策文件中的指标体系、评分规则、举证要求较为复杂，缺乏数字化承载，各校理解和执行容易产生偏差。二是审核评审效率低，传统系统对材料的校验仅停留在数量、格式、大小等规则层面，内容是否符合要求仍依赖人工逐份打开查看；专家需阅读大量PDF和视频材料并撰写结构化意见，单个学生评阅耗时较长，且容易出现意见趋同化、模板化等问题。三是结果运用支撑弱，评审结果多以分数明细形式呈现，缺乏结构化诊断分析，学校难以从中获取有价值的改进信息，评价的诊断功能和反哺功能未能充分释放。</w:t>
+      </w:r>
+    </w:p>
+    <w:p>
+      <w:pPr>
+        <w:spacing w:line="360" w:lineRule="auto"/>
+        <w:ind w:firstLine="560"/>
+      </w:pPr>
+      <w:r>
+        <w:rPr>
+          <w:rFonts w:ascii="Times New Roman" w:hAnsi="Times New Roman" w:eastAsia="仿宋"/>
+          <w:b w:val="0"/>
+          <w:sz w:val="28"/>
+        </w:rPr>
+        <w:t>基于上述问题，项目团队提出“把政策要求转化为平台规则，把人工核查升级为智能预检，把专家评审升级为人机协同，把结果汇总升级为智能诊断”的总体思路，研发建设师范生教育教学能力认定抽检系统，并创新嵌入三大AI智能体，以数字化与智能化双轮驱动，推动抽检工作从经验驱动走向规则驱动、从人工核查走向人机协同、从结果管理走向智能诊断。</w:t>
+      </w:r>
+    </w:p>
+    <w:p>
+      <w:pPr>
+        <w:spacing w:before="120" w:after="40"/>
+        <w:jc w:val="center"/>
+      </w:pPr>
+      <w:r>
+        <w:rPr>
+          <w:rFonts w:ascii="Times New Roman" w:hAnsi="Times New Roman" w:eastAsia="仿宋"/>
+          <w:b w:val="0"/>
+          <w:color w:val="999999"/>
+          <w:sz w:val="24"/>
+        </w:rPr>
+        <w:t>［请在此处插入图片］</w:t>
+      </w:r>
+    </w:p>
+    <w:p>
+      <w:pPr>
+        <w:spacing w:after="160"/>
+        <w:jc w:val="center"/>
+      </w:pPr>
+      <w:r>
+        <w:rPr>
+          <w:rFonts w:ascii="Times New Roman" w:hAnsi="Times New Roman" w:eastAsia="楷体"/>
+          <w:b/>
+          <w:sz w:val="24"/>
+        </w:rPr>
+        <w:t>图1　系统总体架构与三智能体业务流程图</w:t>
+      </w:r>
+    </w:p>
+    <w:p>
+      <w:pPr>
+        <w:spacing w:before="240" w:after="80" w:line="360" w:lineRule="auto"/>
       </w:pPr>
       <w:r>
         <w:rPr>
@@ -72,7 +129,20 @@
     </w:p>
     <w:p>
       <w:pPr>
-        <w:spacing w:line="360" w:lineRule="auto" w:after="0" w:before="0"/>
+        <w:spacing w:before="120" w:after="40" w:line="360" w:lineRule="auto"/>
+      </w:pPr>
+      <w:r>
+        <w:rPr>
+          <w:rFonts w:ascii="Times New Roman" w:hAnsi="Times New Roman" w:eastAsia="黑体"/>
+          <w:b/>
+          <w:sz w:val="28"/>
+        </w:rPr>
+        <w:t>（一）构建“三智能体”AI赋能体系，破解评价全链条共性难题</w:t>
+      </w:r>
+    </w:p>
+    <w:p>
+      <w:pPr>
+        <w:spacing w:line="360" w:lineRule="auto"/>
         <w:ind w:firstLine="560"/>
       </w:pPr>
       <w:r>
@@ -81,12 +151,26 @@
           <w:b w:val="0"/>
           <w:sz w:val="28"/>
         </w:rPr>
-        <w:t>围绕“科学抽样、标准统一、全程留痕、数据驱动”的思路，自主设计开发了“师范生教育教学能力认定抽检平台”，并在重庆市相关高校连续运行【X】年，累计覆盖【XX】所院校、【XX】个师范专业、【XX】名师范生。主要举措与成效如下：</w:t>
+        <w:t>本案例最具突破性的创新在于围绕抽检业务全链条，精准嵌入三个差异化AI智能体，分别赋能学生与学校审核、专家评审、结果反馈三大关键环节，形成“贯通上下游、人机各司其职”的智能化质量监测体系。</w:t>
       </w:r>
     </w:p>
     <w:p>
       <w:pPr>
-        <w:spacing w:line="360" w:lineRule="auto" w:after="0" w:before="0"/>
+        <w:spacing w:before="40" w:line="360" w:lineRule="auto"/>
+        <w:ind w:firstLine="560"/>
+      </w:pPr>
+      <w:r>
+        <w:rPr>
+          <w:rFonts w:ascii="Times New Roman" w:hAnsi="Times New Roman" w:eastAsia="仿宋"/>
+          <w:b/>
+          <w:sz w:val="28"/>
+        </w:rPr>
+        <w:t>1.佐证材料“智能预检”，赋能学生上传与学校管理员审核</w:t>
+      </w:r>
+    </w:p>
+    <w:p>
+      <w:pPr>
+        <w:spacing w:line="360" w:lineRule="auto"/>
         <w:ind w:firstLine="560"/>
       </w:pPr>
       <w:r>
@@ -95,12 +179,55 @@
           <w:b w:val="0"/>
           <w:sz w:val="28"/>
         </w:rPr>
-        <w:t>（一）构建可配置、可复用的标准化指标工具库。系统以“指标表—二级指标—三级指标—评分项”分层建模，专家依据三级指标打分，支持等级制与分数制并存，并可为各等级配置对应分值、实现“等级自动折算分数”；举证材料与三级指标建立多对多映射，同一材料可被多条指标引用，并可设置最小/最大上传数量、文件大小、是否仅校级管理员上传等约束。工具库支持一键复制，便于跨批次、跨学科快速复用。成效：评价标准由“一校一策”转为“全市一把尺”，指标口径与举证要求统一，跨校结果具备可比性，新建一套评价工具的配置时间显著缩短。</w:t>
+        <w:t>针对传统抽检系统仅做规则层面校验、内容判断仍依赖人工的突出问题，项目团队在学生上传与校级审核环节嵌入佐证材料智能预检智能体，构建“双场景预检”机制。在学生提交前的自助预检场景下，学生上传举证材料后可一键启动智能预检，智能体基于该指标对应的评价标准和举证要求，自动检测材料的内容相关性、要素完整性、表述规范性、内容深度以及多文档一致性等多个维度，并生成可视化预检报告，学生可据此反复修改、迭代优化，待材料质量达标后再正式提交。在校管审核时的辅助审阅场景下，校级管理员进入审核界面时系统自动呈现该学生材料的智能预检结果，重点问题以红、黄、绿三色风险标识直观呈现，支持快速定位到具体问题位置（如某PDF的第几页、某段落），校管可在AI辅助下高效完成审阅判断，最终的“通过、驳回”决定权仍完全保留在校管手中，AI仅作为“审阅助手”提供线索和参考，避免技术替代人的专业判断。</w:t>
       </w:r>
     </w:p>
     <w:p>
       <w:pPr>
-        <w:spacing w:line="360" w:lineRule="auto" w:after="0" w:before="0"/>
+        <w:spacing w:before="120" w:after="40"/>
+        <w:jc w:val="center"/>
+      </w:pPr>
+      <w:r>
+        <w:rPr>
+          <w:rFonts w:ascii="Times New Roman" w:hAnsi="Times New Roman" w:eastAsia="仿宋"/>
+          <w:b w:val="0"/>
+          <w:color w:val="999999"/>
+          <w:sz w:val="24"/>
+        </w:rPr>
+        <w:t>［请在此处插入图片］</w:t>
+      </w:r>
+    </w:p>
+    <w:p>
+      <w:pPr>
+        <w:spacing w:after="160"/>
+        <w:jc w:val="center"/>
+      </w:pPr>
+      <w:r>
+        <w:rPr>
+          <w:rFonts w:ascii="Times New Roman" w:hAnsi="Times New Roman" w:eastAsia="楷体"/>
+          <w:b/>
+          <w:sz w:val="24"/>
+        </w:rPr>
+        <w:t>图2　佐证材料“智能预检”反馈界面截图</w:t>
+      </w:r>
+    </w:p>
+    <w:p>
+      <w:pPr>
+        <w:spacing w:before="40" w:line="360" w:lineRule="auto"/>
+        <w:ind w:firstLine="560"/>
+      </w:pPr>
+      <w:r>
+        <w:rPr>
+          <w:rFonts w:ascii="Times New Roman" w:hAnsi="Times New Roman" w:eastAsia="仿宋"/>
+          <w:b/>
+          <w:sz w:val="28"/>
+        </w:rPr>
+        <w:t>2.专家评审“AI辅助”，赋能专家评阅与意见撰写</w:t>
+      </w:r>
+    </w:p>
+    <w:p>
+      <w:pPr>
+        <w:spacing w:line="360" w:lineRule="auto"/>
         <w:ind w:firstLine="560"/>
       </w:pPr>
       <w:r>
@@ -109,12 +236,55 @@
           <w:b w:val="0"/>
           <w:sz w:val="28"/>
         </w:rPr>
-        <w:t>（二）实施科学规范的等间隔随机抽样。按专业人数分档动态设置抽取比例，对同校同专业学生按序等距抽取，兼顾抽样的随机性与代表性；抽取结果支持评估院管理员手动微调并确认上传名单，学校可一键导出被抽中学生名单及登录信息以组织上传。成效：抽样过程由“人工抽签”升级为“算法等距抽取＋可追溯确认”，压缩了人为干预空间，抽样的公平性与公信力明显提升。</w:t>
+        <w:t>针对专家评审环节材料阅读量大、意见撰写耗时、质量保障难等突出问题，项目团队在专家评审环节嵌入评审辅助智能体，提供“评审参考意见智能生成”服务。当专家打开某学生的评审页面时，评审辅助智能体基于该学生的完整举证材料、工具库下的认定标准与评分规则、各二级指标的考察要点综合分析，自动生成针对该学生、针对每条二级指标的结构化初步评审意见，包含指标达成度初判、关键证据定位、优势点提炼、不足点提示、意见建议参考等要素。在人机协同设计上，AI生成的意见明确标注为“参考建议”，专家可采纳、修改、补充或完全自主撰写，评分和最终意见均由专家独立填写并确认，AI不参与最终评分判定，系统记录AI生成内容与专家最终内容的差异，确保评审过程可追溯。</w:t>
       </w:r>
     </w:p>
     <w:p>
       <w:pPr>
-        <w:spacing w:line="360" w:lineRule="auto" w:after="0" w:before="0"/>
+        <w:spacing w:before="120" w:after="40"/>
+        <w:jc w:val="center"/>
+      </w:pPr>
+      <w:r>
+        <w:rPr>
+          <w:rFonts w:ascii="Times New Roman" w:hAnsi="Times New Roman" w:eastAsia="仿宋"/>
+          <w:b w:val="0"/>
+          <w:color w:val="999999"/>
+          <w:sz w:val="24"/>
+        </w:rPr>
+        <w:t>［请在此处插入图片］</w:t>
+      </w:r>
+    </w:p>
+    <w:p>
+      <w:pPr>
+        <w:spacing w:after="160"/>
+        <w:jc w:val="center"/>
+      </w:pPr>
+      <w:r>
+        <w:rPr>
+          <w:rFonts w:ascii="Times New Roman" w:hAnsi="Times New Roman" w:eastAsia="楷体"/>
+          <w:b/>
+          <w:sz w:val="24"/>
+        </w:rPr>
+        <w:t>图3　专家评审界面（含AI辅助意见生成）</w:t>
+      </w:r>
+    </w:p>
+    <w:p>
+      <w:pPr>
+        <w:spacing w:before="40" w:line="360" w:lineRule="auto"/>
+        <w:ind w:firstLine="560"/>
+      </w:pPr>
+      <w:r>
+        <w:rPr>
+          <w:rFonts w:ascii="Times New Roman" w:hAnsi="Times New Roman" w:eastAsia="仿宋"/>
+          <w:b/>
+          <w:sz w:val="28"/>
+        </w:rPr>
+        <w:t>3.评审结果“智能诊断报告”，赋能学校结果反馈与管理决策</w:t>
+      </w:r>
+    </w:p>
+    <w:p>
+      <w:pPr>
+        <w:spacing w:line="360" w:lineRule="auto"/>
         <w:ind w:firstLine="560"/>
       </w:pPr>
       <w:r>
@@ -123,12 +293,54 @@
           <w:b w:val="0"/>
           <w:sz w:val="28"/>
         </w:rPr>
-        <w:t>（三）打通“上传—审核—评审—反馈”全流程线上闭环。被抽中学生在线上传PDF/MP4举证材料，经校级管理员审核（并可代传指定为校级上传的举证材料）、评估院管理员复核后进入专家评审；专家基于指标在线查看佐证材料、打分（或评等级）并撰写评审意见；评估院最终以PDF形式向各校反馈整体抽检结果。成效：举证与评审全程电子化、全程留痕，告别纸质材料邮寄与现场集中，评审周期大幅压缩，过程可回溯、可审计。</w:t>
+        <w:t>针对抽检结果传统呈现方式难以支撑学校精准改进的突出问题，项目团队构建认定结果分析智能体，在某一工具库评审基本完成后自动激活，基于全量评审数据生成结构化诊断报告。报告内容涵盖总体表现概览、能力维度画像、指标达成分析、典型问题归纳、横向对比定位、改进建议参考等核心板块，形成“诊断书加处方”式的综合报告。对学校而言，收到的不再是单一分数，而是能够直接对接师范生培养方案优化、实践教学改进、薄弱指标专项强化等具体工作的诊断建议；对重庆市教育评估院而言，基于全市抽检数据，智能体可自动汇总各校诊断报告共性发现，为重庆市教育评估院形成全市师范生培养质量年度分析提供高质量数据支撑。</w:t>
       </w:r>
     </w:p>
     <w:p>
       <w:pPr>
-        <w:spacing w:line="360" w:lineRule="auto" w:after="0" w:before="0"/>
+        <w:spacing w:before="120" w:after="40"/>
+        <w:jc w:val="center"/>
+      </w:pPr>
+      <w:r>
+        <w:rPr>
+          <w:rFonts w:ascii="Times New Roman" w:hAnsi="Times New Roman" w:eastAsia="仿宋"/>
+          <w:b w:val="0"/>
+          <w:color w:val="999999"/>
+          <w:sz w:val="24"/>
+        </w:rPr>
+        <w:t>［请在此处插入图片］</w:t>
+      </w:r>
+    </w:p>
+    <w:p>
+      <w:pPr>
+        <w:spacing w:after="160"/>
+        <w:jc w:val="center"/>
+      </w:pPr>
+      <w:r>
+        <w:rPr>
+          <w:rFonts w:ascii="Times New Roman" w:hAnsi="Times New Roman" w:eastAsia="楷体"/>
+          <w:b/>
+          <w:sz w:val="24"/>
+        </w:rPr>
+        <w:t>图4　评审结果学校维度、管理端“智能诊断报告”展示界面截图</w:t>
+      </w:r>
+    </w:p>
+    <w:p>
+      <w:pPr>
+        <w:spacing w:before="120" w:after="40" w:line="360" w:lineRule="auto"/>
+      </w:pPr>
+      <w:r>
+        <w:rPr>
+          <w:rFonts w:ascii="Times New Roman" w:hAnsi="Times New Roman" w:eastAsia="黑体"/>
+          <w:b/>
+          <w:sz w:val="28"/>
+        </w:rPr>
+        <w:t>（二）推动标准数字化，解决“评价要求落不细”问题</w:t>
+      </w:r>
+    </w:p>
+    <w:p>
+      <w:pPr>
+        <w:spacing w:line="360" w:lineRule="auto"/>
         <w:ind w:firstLine="560"/>
       </w:pPr>
       <w:r>
@@ -137,12 +349,25 @@
           <w:b w:val="0"/>
           <w:sz w:val="28"/>
         </w:rPr>
-        <w:t>（四）实施灵活的多专家交叉评审与分级权限管理。支持一名学生关联多位专家交叉评审，支持“一名专家评多校全部指标”或“一名专家评指定指标、覆盖多校全部待评学生”等多种配置；系统按系统管理员、评估院管理员、校级管理员、专家、学生分级授权，并留存登录与操作日志。成效：交叉评审降低了单一专家偏差，评分客观性增强；权限与日志机制保障了数据安全与责任可追溯。</w:t>
+        <w:t>为夯实AI智能化运行的基础底座，项目团队系统推动评价标准的数字化转化。一是将抽检标准转化为可配置指标表，系统围绕抽检标准建立指标表管理机制，支持分层配置评价指标及评分规则，将原本停留在文本中的认定标准转化为平台中的可执行规则，这一基础也为三个AI智能体提供了核心规则依据。二是将评分办法转化为可计算规则，系统支持等级制和分数制两种评价方式，等级制可设置选项对应分值，实现定性判断与定量换算相结合，既保留教育评价的专业判断空间，又为认定结果智能诊断提供了可计算、可分析的数据基础。三是将举证要求转化为材料清单，系统建立举证材料库，支持PDF、MP4等格式上传，并对数量、大小、上传主体、排序等属性进行精细化设置，通过指标与举证材料多对多关联，把“用什么材料证明什么能力”清晰呈现出来，也为佐证材料智能预检提供了精准的检测靶向。</w:t>
       </w:r>
     </w:p>
     <w:p>
       <w:pPr>
-        <w:spacing w:line="360" w:lineRule="auto" w:after="0" w:before="0"/>
+        <w:spacing w:before="120" w:after="40" w:line="360" w:lineRule="auto"/>
+      </w:pPr>
+      <w:r>
+        <w:rPr>
+          <w:rFonts w:ascii="Times New Roman" w:hAnsi="Times New Roman" w:eastAsia="黑体"/>
+          <w:b/>
+          <w:sz w:val="28"/>
+        </w:rPr>
+        <w:t>（三）推动流程闭环化，解决“多方协同效率低”问题</w:t>
+      </w:r>
+    </w:p>
+    <w:p>
+      <w:pPr>
+        <w:spacing w:line="360" w:lineRule="auto"/>
         <w:ind w:firstLine="560"/>
       </w:pPr>
       <w:r>
@@ -151,25 +376,25 @@
           <w:b w:val="0"/>
           <w:sz w:val="28"/>
         </w:rPr>
-        <w:t>（五）实现进度可视与数据驱动的结果运用。评估院管理员可实时查看各专家评审进度、调度评审工作，并导出学生总成绩及各指标得分明细。成效：管理者由“事后统计”转向“过程调度”，结果数据可直接用于诊断各校师范生能力短板，反哺人才培养。</w:t>
+        <w:t>为破解多方协同效率低的难题，项目团队系统重构业务流程。一是构建多角色分权协同机制，系统设置重庆市教育评估院管理员、学校管理员、学生、专家等角色，按职责赋予不同权限，学生负责上传材料并接受AI预检辅助，学校管理员负责初审和补充指定材料并使用AI辅助审阅，重庆市教育评估院管理员负责复审、抽检组织和结果管理，专家负责在线评分与评审意见填写并使用AI辅助生成意见，各角色边界清晰、责任明确，AI在每个角色对应环节提供差异化辅助。二是建立分级审核链条，抽中的学生上传材料后先由校级管理员审核，再进入重庆市教育评估院管理员审核，审核通过后流转至专家评分环节，将“谁提交、谁审核、谁把关”清晰嵌入系统流程。三是实现在线查证与全过程留痕，专家可直接在线查看与指标关联的佐证材料，结合评分界面完成评价并填写意见，系统同步记录登录日志、操作日志、AI辅助使用记录和流程节点信息，确保关键操作可查询、可追溯、可复盘。</w:t>
       </w:r>
     </w:p>
     <w:p>
       <w:pPr>
-        <w:spacing w:before="200" w:after="80" w:line="360" w:lineRule="auto"/>
+        <w:spacing w:before="120" w:after="40" w:line="360" w:lineRule="auto"/>
       </w:pPr>
       <w:r>
         <w:rPr>
           <w:rFonts w:ascii="Times New Roman" w:hAnsi="Times New Roman" w:eastAsia="黑体"/>
           <w:b/>
-          <w:sz w:val="30"/>
+          <w:sz w:val="28"/>
         </w:rPr>
-        <w:t>三、经验总结</w:t>
+        <w:t>（四）推动规则公平化，解决“抽样与评审难统一”问题</w:t>
       </w:r>
     </w:p>
     <w:p>
       <w:pPr>
-        <w:spacing w:line="360" w:lineRule="auto" w:after="0" w:before="0"/>
+        <w:spacing w:line="360" w:lineRule="auto"/>
         <w:ind w:firstLine="560"/>
       </w:pPr>
       <w:r>
@@ -178,12 +403,25 @@
           <w:b w:val="0"/>
           <w:sz w:val="28"/>
         </w:rPr>
-        <w:t>一是坚持问题导向与标准先行。先统一指标与举证标准、再用技术固化标准，是实现跨校可比、公平公正的前提。</w:t>
+        <w:t>为保障抽检过程的公平性和评审组织的灵活性，项目团队创新规则设计。一是创新样本抽取规则，系统支持按专业人数动态设置抽取比例，并按同校同专业学生“按序等距抽取”，兼顾随机性、代表性和操作公平，减少了人工抽样带来的随意性；抽取后重庆市教育评估院管理员还可在规则基础上进行必要的手动增减，并最终确认名单，兼顾规范性与灵活性。二是创新专家配置机制，系统支持一个学生关联多位专家，也支持同一专家按学校范围或指标范围承担评审任务，满足复杂场景下的专业化分工需求，通过规则化配置既避免专家任务分配失衡，也提高了评审组织的灵活性。三是创新结果查看与反馈方式，系统可实时查看专家评审进度，导出学生得分明细和指标得分情况，并基于AI智能诊断报告支持向学校反馈整体抽检结果，使结果不再停留在简单结论层面，而是能够为学校改进师范生培养、优化实践教学、强化质量保障提供数据依据和诊断建议。</w:t>
       </w:r>
     </w:p>
     <w:p>
       <w:pPr>
-        <w:spacing w:line="360" w:lineRule="auto" w:after="0" w:before="0"/>
+        <w:spacing w:before="120" w:after="40" w:line="360" w:lineRule="auto"/>
+      </w:pPr>
+      <w:r>
+        <w:rPr>
+          <w:rFonts w:ascii="Times New Roman" w:hAnsi="Times New Roman" w:eastAsia="黑体"/>
+          <w:b/>
+          <w:sz w:val="28"/>
+        </w:rPr>
+        <w:t>（五）推动成果可复制，解决“改革经验难推广”问题</w:t>
+      </w:r>
+    </w:p>
+    <w:p>
+      <w:pPr>
+        <w:spacing w:line="360" w:lineRule="auto"/>
         <w:ind w:firstLine="560"/>
       </w:pPr>
       <w:r>
@@ -192,12 +430,12 @@
           <w:b w:val="0"/>
           <w:sz w:val="28"/>
         </w:rPr>
-        <w:t>二是以“过程留痕＋数据说话”落实评价改革精神。全流程电子化使评价从“看材料”转向“重证据、可追溯”，契合“破五唯”与过程性、增值性评价导向。</w:t>
+        <w:t>为确保改革成果具有持久生命力和广泛影响力，项目团队在系统设计之初就注重通用性、示范性和延展性。</w:t>
       </w:r>
     </w:p>
     <w:p>
       <w:pPr>
-        <w:spacing w:line="360" w:lineRule="auto" w:after="0" w:before="0"/>
+        <w:spacing w:line="360" w:lineRule="auto"/>
         <w:ind w:firstLine="560"/>
       </w:pPr>
       <w:r>
@@ -206,12 +444,12 @@
           <w:b w:val="0"/>
           <w:sz w:val="28"/>
         </w:rPr>
-        <w:t>三是注重机制的可配置与可复制。工具库分层建模与一键复制，使平台能以较低成本适配不同学科、不同批次，具备向师范生评价之外同类能力认定抽检场景推广的潜力。</w:t>
+        <w:t>从平台架构看，系统采用“指标表加工具库加角色权限加流程配置加智能体”的模块化设计，三个AI智能体均可基于不同项目的指标体系和材料类型快速适配，不依赖单一学校、单一专业或单一年度任务，能够根据不同评价项目快速复制、调整和复用。</w:t>
       </w:r>
     </w:p>
     <w:p>
       <w:pPr>
-        <w:spacing w:line="360" w:lineRule="auto" w:after="0" w:before="0"/>
+        <w:spacing w:line="360" w:lineRule="auto"/>
         <w:ind w:firstLine="560"/>
       </w:pPr>
       <w:r>
@@ -220,7 +458,212 @@
           <w:b w:val="0"/>
           <w:sz w:val="28"/>
         </w:rPr>
-        <w:t>四是抽检的根本目的是以评促建。应强化结果反馈与闭环运用，让抽检数据真正服务于师范人才培养质量的持续提升。本案例可为各级评价机构开展大规模、跨单位、标准化的能力认定抽检提供可复制、能推广的实践范式。</w:t>
+        <w:t>从改革路径看，该实践不是简单的信息化搬运，而是围绕评价制度执行中的堵点难点，重构标准承载方式、流程组织方式、人机协同方式和结果应用方式，形成了“数字化+智能化”双轮驱动的教育评价改革完整路径。</w:t>
+      </w:r>
+    </w:p>
+    <w:p>
+      <w:pPr>
+        <w:spacing w:line="360" w:lineRule="auto"/>
+        <w:ind w:firstLine="560"/>
+      </w:pPr>
+      <w:r>
+        <w:rPr>
+          <w:rFonts w:ascii="Times New Roman" w:hAnsi="Times New Roman" w:eastAsia="仿宋"/>
+          <w:b w:val="0"/>
+          <w:sz w:val="28"/>
+        </w:rPr>
+        <w:t>从应用场景看，除师范生教育教学能力认定抽检外，该模式还可推广到专业认证、教育实习评价、课程达成度监测、学生发展评价、教学质量抽样检查等工作，三个AI智能体的设计理念——预检前置、辅助评审、智能诊断——可作为通用范式迁移应用于各类教育评价场景，具有较强的迁移应用价值。</w:t>
+      </w:r>
+    </w:p>
+    <w:p>
+      <w:pPr>
+        <w:spacing w:before="240" w:after="80" w:line="360" w:lineRule="auto"/>
+      </w:pPr>
+      <w:r>
+        <w:rPr>
+          <w:rFonts w:ascii="Times New Roman" w:hAnsi="Times New Roman" w:eastAsia="黑体"/>
+          <w:b/>
+          <w:sz w:val="30"/>
+        </w:rPr>
+        <w:t>三、实施成效</w:t>
+      </w:r>
+    </w:p>
+    <w:p>
+      <w:pPr>
+        <w:spacing w:line="360" w:lineRule="auto"/>
+        <w:ind w:firstLine="560"/>
+      </w:pPr>
+      <w:r>
+        <w:rPr>
+          <w:rFonts w:ascii="Times New Roman" w:hAnsi="Times New Roman" w:eastAsia="仿宋"/>
+          <w:b w:val="0"/>
+          <w:sz w:val="28"/>
+        </w:rPr>
+        <w:t>师范生教育教学能力认定抽检系统自上线运行以来，在效率、质量、覆盖、应用等多个维度取得了显著成效，形成了数据可量化、价值可感知、经验可推广的改革成果。</w:t>
+      </w:r>
+    </w:p>
+    <w:p>
+      <w:pPr>
+        <w:spacing w:before="120" w:after="40" w:line="360" w:lineRule="auto"/>
+      </w:pPr>
+      <w:r>
+        <w:rPr>
+          <w:rFonts w:ascii="Times New Roman" w:hAnsi="Times New Roman" w:eastAsia="黑体"/>
+          <w:b/>
+          <w:sz w:val="28"/>
+        </w:rPr>
+        <w:t>（一）AI智能预检大幅提升审核效率与材料质量</w:t>
+      </w:r>
+    </w:p>
+    <w:p>
+      <w:pPr>
+        <w:spacing w:line="360" w:lineRule="auto"/>
+        <w:ind w:firstLine="560"/>
+      </w:pPr>
+      <w:r>
+        <w:rPr>
+          <w:rFonts w:ascii="Times New Roman" w:hAnsi="Times New Roman" w:eastAsia="仿宋"/>
+          <w:b w:val="0"/>
+          <w:sz w:val="28"/>
+        </w:rPr>
+        <w:t>佐证材料智能预检智能体的应用，从根本上改变了传统材料审核“逐份打开、人工判断”的低效模式。从效率维度看，单份材料平均审核时长由改革前的约20分钟下降至约10分钟，下降约50%；全市10余所高校校管累计完成500余份材料审核。从质量维度看，500余名抽检师范生中超过90%的学生材料一次性通过校审，材料一次性通过率较改革前提升约30个百分点；AI预检在校审环节即识别出约100余处多文档数据不一致问题，有效避免低质量材料流入后续评审环节。</w:t>
+      </w:r>
+    </w:p>
+    <w:p>
+      <w:pPr>
+        <w:spacing w:before="120" w:after="40" w:line="360" w:lineRule="auto"/>
+      </w:pPr>
+      <w:r>
+        <w:rPr>
+          <w:rFonts w:ascii="Times New Roman" w:hAnsi="Times New Roman" w:eastAsia="黑体"/>
+          <w:b/>
+          <w:sz w:val="28"/>
+        </w:rPr>
+        <w:t>（二）AI评审辅助显著降低专家负担与提升意见质量</w:t>
+      </w:r>
+    </w:p>
+    <w:p>
+      <w:pPr>
+        <w:spacing w:line="360" w:lineRule="auto"/>
+        <w:ind w:firstLine="560"/>
+      </w:pPr>
+      <w:r>
+        <w:rPr>
+          <w:rFonts w:ascii="Times New Roman" w:hAnsi="Times New Roman" w:eastAsia="仿宋"/>
+          <w:b w:val="0"/>
+          <w:sz w:val="28"/>
+        </w:rPr>
+        <w:t>评审辅助智能体的应用，让专家从“读材料、找要点、写文字”的繁重劳动中解放出来。从效率维度看，单个学生平均评审时长由改革前的约30分钟下降至约17分钟，下降约43%。从质量维度看，AI辅助下专家撰写的评审意见的针对性、专业性显著增强。</w:t>
+      </w:r>
+    </w:p>
+    <w:p>
+      <w:pPr>
+        <w:spacing w:before="120" w:after="40" w:line="360" w:lineRule="auto"/>
+      </w:pPr>
+      <w:r>
+        <w:rPr>
+          <w:rFonts w:ascii="Times New Roman" w:hAnsi="Times New Roman" w:eastAsia="黑体"/>
+          <w:b/>
+          <w:sz w:val="28"/>
+        </w:rPr>
+        <w:t>（三）AI智能诊断推动结果运用从“分数通报”到“质量反哺”</w:t>
+      </w:r>
+    </w:p>
+    <w:p>
+      <w:pPr>
+        <w:spacing w:line="360" w:lineRule="auto"/>
+        <w:ind w:firstLine="560"/>
+      </w:pPr>
+      <w:r>
+        <w:rPr>
+          <w:rFonts w:ascii="Times New Roman" w:hAnsi="Times New Roman" w:eastAsia="仿宋"/>
+          <w:b w:val="0"/>
+          <w:sz w:val="28"/>
+        </w:rPr>
+        <w:t>认定结果分析智能体的应用，彻底改变了抽检结果传统呈现方式。从效率维度看，单份学校诊断报告生成时长由改革前的约1天（人工撰写）下降至约90分钟（智能生成），效率提升明显。从学校收到诊断报告的反响看，参检学校普遍表示，新的诊断报告更便于培养方案优化、实践教学改进或薄弱指标专项强化工作，有利于形成“评价、诊断、改进、再评价”的良性闭环。从决策支撑维度看，智能诊断结果汇总形成的全市师范生教育教学能力培养质量分析报告，为重庆市教育委员会掌握全市师范生培养质量、制定优化政策提供了有力数据支撑。</w:t>
+      </w:r>
+    </w:p>
+    <w:p>
+      <w:pPr>
+        <w:spacing w:before="240" w:after="80" w:line="360" w:lineRule="auto"/>
+      </w:pPr>
+      <w:r>
+        <w:rPr>
+          <w:rFonts w:ascii="Times New Roman" w:hAnsi="Times New Roman" w:eastAsia="黑体"/>
+          <w:b/>
+          <w:sz w:val="30"/>
+        </w:rPr>
+        <w:t>四、经验总结</w:t>
+      </w:r>
+    </w:p>
+    <w:p>
+      <w:pPr>
+        <w:spacing w:line="360" w:lineRule="auto"/>
+        <w:ind w:firstLine="560"/>
+      </w:pPr>
+      <w:r>
+        <w:rPr>
+          <w:rFonts w:ascii="Times New Roman" w:hAnsi="Times New Roman" w:eastAsia="仿宋"/>
+          <w:b w:val="0"/>
+          <w:sz w:val="28"/>
+        </w:rPr>
+        <w:t>一是坚持AI辅助、人主决策的核心原则。教育评价的专业性、敏感性、责任性，决定了AI不能替代人的专业判断。本案例三个智能体的设计始终坚守“AI识别问题、提供参考、辅助决策，人作最终判断、承担责任”的边界，既释放AI的效率价值，又守住教育评价的专业底线。这是教育领域应用AI的根本遵循。</w:t>
+      </w:r>
+    </w:p>
+    <w:p>
+      <w:pPr>
+        <w:spacing w:line="360" w:lineRule="auto"/>
+        <w:ind w:firstLine="560"/>
+      </w:pPr>
+      <w:r>
+        <w:rPr>
+          <w:rFonts w:ascii="Times New Roman" w:hAnsi="Times New Roman" w:eastAsia="仿宋"/>
+          <w:b w:val="0"/>
+          <w:sz w:val="28"/>
+        </w:rPr>
+        <w:t>二是坚持精准嵌入、靶向赋能的实施路径。AI赋能不能“撒胡椒面”，关键是找准业务链条上的真痛点、真堵点，以差异化AI智能体精准切入。本案例三个智能体——预检解决审核效率问题、辅助解决评审质量问题、诊断解决结果运用问题——分别针对三个不同环节的核心矛盾，避免了“为AI而AI”的泛化应用，形成了精准、务实、有效的赋能格局。</w:t>
+      </w:r>
+    </w:p>
+    <w:p>
+      <w:pPr>
+        <w:spacing w:line="360" w:lineRule="auto"/>
+        <w:ind w:firstLine="560"/>
+      </w:pPr>
+      <w:r>
+        <w:rPr>
+          <w:rFonts w:ascii="Times New Roman" w:hAnsi="Times New Roman" w:eastAsia="仿宋"/>
+          <w:b w:val="0"/>
+          <w:sz w:val="28"/>
+        </w:rPr>
+        <w:t>三是坚持标准先行、数据贯通的基础保障。AI智能体的能力建立在结构化指标、规范化数据和闭环化流程的基础之上。没有指标表的精细化配置、举证材料的结构化管理、评审数据的标准化沉淀，AI就成了“无米之炊”。教育评价数字化必须把基础打牢，才能让智能化真正落地。</w:t>
+      </w:r>
+    </w:p>
+    <w:p>
+      <w:pPr>
+        <w:spacing w:line="360" w:lineRule="auto"/>
+        <w:ind w:firstLine="560"/>
+      </w:pPr>
+      <w:r>
+        <w:rPr>
+          <w:rFonts w:ascii="Times New Roman" w:hAnsi="Times New Roman" w:eastAsia="仿宋"/>
+          <w:b w:val="0"/>
+          <w:sz w:val="28"/>
+        </w:rPr>
+        <w:t>四是坚持闭环设计、持续改进的运行机制。评价系统不仅要完成抽检任务，更要让结果看得见、问题找得到、改进有依据。本案例通过智能诊断报告将评价结果转化为改进建议，推动学校“评价、诊断、改进、再评价”的良性循环，让教育评价真正发挥质量提升的根本功能。</w:t>
+      </w:r>
+    </w:p>
+    <w:p>
+      <w:pPr>
+        <w:spacing w:line="360" w:lineRule="auto"/>
+        <w:ind w:firstLine="560"/>
+      </w:pPr>
+      <w:r>
+        <w:rPr>
+          <w:rFonts w:ascii="Times New Roman" w:hAnsi="Times New Roman" w:eastAsia="仿宋"/>
+          <w:b w:val="0"/>
+          <w:sz w:val="28"/>
+        </w:rPr>
+        <w:t>总体来看，师范生教育教学能力认定抽检系统以“三智能体”AI赋能体系为核心创新，破解了教育评价工作中审核效率低、评审负担重、结果运用浅等共性问题，构建了“标准入库→AI预检→规范审核→智能辅助→自动诊断→数据反馈”全流程闭环质量监测模式，形成了可复制、可推广、可持续迭代的“AI加教育评价”实践范式，对推进教育评价现代化、人工智能赋能教师教育、教育数字化转型走深走实具有较强的参考价值和示范意义。</w:t>
       </w:r>
     </w:p>
     <w:sectPr>

--- a/教育评价典型实践案例/师范生教育教学能力认定抽检评价改革实践-案例文稿.docx
+++ b/教育评价典型实践案例/师范生教育教学能力认定抽检评价改革实践-案例文稿.docx
@@ -54,7 +54,7 @@
           <w:b w:val="0"/>
           <w:sz w:val="28"/>
         </w:rPr>
-        <w:t>师范生教育教学能力认定是教师教育质量保障的重要环节，抽检工作直接关系师范生培养质量监测的科学性、公平性和公信力。按照《重庆市2025年师范生教育教学能力认定抽检实施方案（试行）》要求，抽检工作需覆盖样本抽取、材料上传、校级审核、重庆市教育评估院审核、专家评分、结果发布等多个环节，涉及重庆市教育评估院、高校、学生、专家等多类主体，业务链条长、协同难度大、规范要求高。</w:t>
+        <w:t>师范生教育教学能力认定是教师教育质量保障的重要环节，直接关系师范生培养质量监测的科学性、公平性和公信力。按照《重庆市2025年师范生教育教学能力认定抽检实施方案（试行）》要求，抽检需覆盖样本抽取、材料上传、校级审核、市教育评估院审核、专家评分、结果发布等环节，涉及评估院、高校、学生、专家等多类主体，业务链条长、协同难度大、规范要求高。</w:t>
       </w:r>
     </w:p>
     <w:p>
@@ -68,21 +68,7 @@
           <w:b w:val="0"/>
           <w:sz w:val="28"/>
         </w:rPr>
-        <w:t>以往类似工作主要依赖线下通知、人工汇总和经验判断，存在三方面突出问题。一是标准执行不统一，政策文件中的指标体系、评分规则、举证要求较为复杂，缺乏数字化承载，各校理解和执行容易产生偏差。二是审核评审效率低，传统系统对材料的校验仅停留在数量、格式、大小等规则层面，内容是否符合要求仍依赖人工逐份打开查看；专家需阅读大量PDF和视频材料并撰写结构化意见，单个学生评阅耗时较长，且容易出现意见趋同化、模板化等问题。三是结果运用支撑弱，评审结果多以分数明细形式呈现，缺乏结构化诊断分析，学校难以从中获取有价值的改进信息，评价的诊断功能和反哺功能未能充分释放。</w:t>
-      </w:r>
-    </w:p>
-    <w:p>
-      <w:pPr>
-        <w:spacing w:line="360" w:lineRule="auto"/>
-        <w:ind w:firstLine="560"/>
-      </w:pPr>
-      <w:r>
-        <w:rPr>
-          <w:rFonts w:ascii="Times New Roman" w:hAnsi="Times New Roman" w:eastAsia="仿宋"/>
-          <w:b w:val="0"/>
-          <w:sz w:val="28"/>
-        </w:rPr>
-        <w:t>基于上述问题，项目团队提出“把政策要求转化为平台规则，把人工核查升级为智能预检，把专家评审升级为人机协同，把结果汇总升级为智能诊断”的总体思路，研发建设师范生教育教学能力认定抽检系统，并创新嵌入三大AI智能体，以数字化与智能化双轮驱动，推动抽检工作从经验驱动走向规则驱动、从人工核查走向人机协同、从结果管理走向智能诊断。</w:t>
+        <w:t>以往工作主要依赖线下通知、人工汇总和经验判断，存在三方面突出问题：一是标准执行不统一，指标体系、评分规则、举证要求复杂，缺乏数字化承载，各校理解执行易产生偏差；二是审核评审效率低，传统系统仅校验材料数量、格式、大小，内容是否合规仍靠人工逐份查看，专家需阅读大量PDF和视频并撰写意见，单生评阅耗时长，且易意见趋同化、模板化；三是结果运用支撑弱，评审结果多以分数明细呈现，缺乏结构化诊断，学校难获改进信息，评价的诊断与反哺功能未能释放。基于此，项目团队提出“把政策要求转化为平台规则、把人工核查升级为智能预检、把专家评审升级为人机协同、把结果汇总升级为智能诊断”的思路，研发师范生教育教学能力认定抽检系统并创新嵌入三大AI智能体，以数字化与智能化双轮驱动，推动抽检从经验驱动走向规则驱动、从人工核查走向人机协同、从结果管理走向智能诊断。</w:t>
       </w:r>
     </w:p>
     <w:p>
@@ -151,7 +137,7 @@
           <w:b w:val="0"/>
           <w:sz w:val="28"/>
         </w:rPr>
-        <w:t>本案例最具突破性的创新在于围绕抽检业务全链条，精准嵌入三个差异化AI智能体，分别赋能学生与学校审核、专家评审、结果反馈三大关键环节，形成“贯通上下游、人机各司其职”的智能化质量监测体系。</w:t>
+        <w:t>本案例最具突破性的创新，在于围绕抽检业务全链条精准嵌入三个差异化AI智能体，分别赋能学生与学校审核、专家评审、结果反馈三大关键环节，形成“贯通上下游、人机各司其职”的智能化质量监测体系。</w:t>
       </w:r>
     </w:p>
     <w:p>
@@ -165,7 +151,7 @@
           <w:b/>
           <w:sz w:val="28"/>
         </w:rPr>
-        <w:t>1.佐证材料“智能预检”，赋能学生上传与学校管理员审核</w:t>
+        <w:t>1.佐证材料“智能预检”，赋能学生上传与学校审核</w:t>
       </w:r>
     </w:p>
     <w:p>
@@ -179,7 +165,7 @@
           <w:b w:val="0"/>
           <w:sz w:val="28"/>
         </w:rPr>
-        <w:t>针对传统抽检系统仅做规则层面校验、内容判断仍依赖人工的突出问题，项目团队在学生上传与校级审核环节嵌入佐证材料智能预检智能体，构建“双场景预检”机制。在学生提交前的自助预检场景下，学生上传举证材料后可一键启动智能预检，智能体基于该指标对应的评价标准和举证要求，自动检测材料的内容相关性、要素完整性、表述规范性、内容深度以及多文档一致性等多个维度，并生成可视化预检报告，学生可据此反复修改、迭代优化，待材料质量达标后再正式提交。在校管审核时的辅助审阅场景下，校级管理员进入审核界面时系统自动呈现该学生材料的智能预检结果，重点问题以红、黄、绿三色风险标识直观呈现，支持快速定位到具体问题位置（如某PDF的第几页、某段落），校管可在AI辅助下高效完成审阅判断，最终的“通过、驳回”决定权仍完全保留在校管手中，AI仅作为“审阅助手”提供线索和参考，避免技术替代人的专业判断。</w:t>
+        <w:t>在学生上传与校级审核环节嵌入智能预检智能体，构建“双场景预检”机制：学生提交前可一键启动预检，智能体基于该指标的评价标准与举证要求，自动检测内容相关性、要素完整性、表述规范性、内容深度及多文档一致性等维度，生成可视化报告供学生迭代优化后再提交；校管审核时系统自动呈现预检结果，重点问题以红、黄、绿三色标识并定位到具体页面段落，校管在AI辅助下高效审阅，“通过、驳回”决定权仍完全保留在校管手中，AI只作“审阅助手”，不替代专业判断。</w:t>
       </w:r>
     </w:p>
     <w:p>
@@ -236,7 +222,7 @@
           <w:b w:val="0"/>
           <w:sz w:val="28"/>
         </w:rPr>
-        <w:t>针对专家评审环节材料阅读量大、意见撰写耗时、质量保障难等突出问题，项目团队在专家评审环节嵌入评审辅助智能体，提供“评审参考意见智能生成”服务。当专家打开某学生的评审页面时，评审辅助智能体基于该学生的完整举证材料、工具库下的认定标准与评分规则、各二级指标的考察要点综合分析，自动生成针对该学生、针对每条二级指标的结构化初步评审意见，包含指标达成度初判、关键证据定位、优势点提炼、不足点提示、意见建议参考等要素。在人机协同设计上，AI生成的意见明确标注为“参考建议”，专家可采纳、修改、补充或完全自主撰写，评分和最终意见均由专家独立填写并确认，AI不参与最终评分判定，系统记录AI生成内容与专家最终内容的差异，确保评审过程可追溯。</w:t>
+        <w:t>在专家评审环节嵌入评审辅助智能体，提供“评审参考意见智能生成”服务：专家打开评审页面时，智能体基于学生完整举证材料、认定标准与评分规则、各二级指标考察要点，自动生成针对每条二级指标的结构化初步意见，含达成度初判、关键证据定位、优势点、不足点与建议参考。AI意见明确标注为“参考建议”，专家可采纳、修改或自主撰写，评分与最终意见均由专家独立确认，AI不参与最终评分，系统留存AI与专家内容差异，确保评审可追溯。</w:t>
       </w:r>
     </w:p>
     <w:p>
@@ -279,7 +265,7 @@
           <w:b/>
           <w:sz w:val="28"/>
         </w:rPr>
-        <w:t>3.评审结果“智能诊断报告”，赋能学校结果反馈与管理决策</w:t>
+        <w:t>3.评审结果“智能诊断报告”，赋能学校反馈与管理决策</w:t>
       </w:r>
     </w:p>
     <w:p>
@@ -293,7 +279,7 @@
           <w:b w:val="0"/>
           <w:sz w:val="28"/>
         </w:rPr>
-        <w:t>针对抽检结果传统呈现方式难以支撑学校精准改进的突出问题，项目团队构建认定结果分析智能体，在某一工具库评审基本完成后自动激活，基于全量评审数据生成结构化诊断报告。报告内容涵盖总体表现概览、能力维度画像、指标达成分析、典型问题归纳、横向对比定位、改进建议参考等核心板块，形成“诊断书加处方”式的综合报告。对学校而言，收到的不再是单一分数，而是能够直接对接师范生培养方案优化、实践教学改进、薄弱指标专项强化等具体工作的诊断建议；对重庆市教育评估院而言，基于全市抽检数据，智能体可自动汇总各校诊断报告共性发现，为重庆市教育评估院形成全市师范生培养质量年度分析提供高质量数据支撑。</w:t>
+        <w:t>构建认定结果分析智能体，在工具库评审基本完成后自动激活，基于全量数据生成涵盖总体概览、能力维度画像、指标达成分析、典型问题归纳、横向对比、改进建议等板块的“诊断书+处方”式报告。学校收到的不再是单一分数，而是可直接对接培养方案优化、实践教学改进、薄弱指标强化的诊断建议；评估院则可汇总各校共性发现，为全市师范生培养质量年度分析提供数据支撑。</w:t>
       </w:r>
     </w:p>
     <w:p>
@@ -335,7 +321,7 @@
           <w:b/>
           <w:sz w:val="28"/>
         </w:rPr>
-        <w:t>（二）推动标准数字化，解决“评价要求落不细”问题</w:t>
+        <w:t>（二）推动标准数字化，夯实智能运行底座</w:t>
       </w:r>
     </w:p>
     <w:p>
@@ -349,7 +335,7 @@
           <w:b w:val="0"/>
           <w:sz w:val="28"/>
         </w:rPr>
-        <w:t>为夯实AI智能化运行的基础底座，项目团队系统推动评价标准的数字化转化。一是将抽检标准转化为可配置指标表，系统围绕抽检标准建立指标表管理机制，支持分层配置评价指标及评分规则，将原本停留在文本中的认定标准转化为平台中的可执行规则，这一基础也为三个AI智能体提供了核心规则依据。二是将评分办法转化为可计算规则，系统支持等级制和分数制两种评价方式，等级制可设置选项对应分值，实现定性判断与定量换算相结合，既保留教育评价的专业判断空间，又为认定结果智能诊断提供了可计算、可分析的数据基础。三是将举证要求转化为材料清单，系统建立举证材料库，支持PDF、MP4等格式上传，并对数量、大小、上传主体、排序等属性进行精细化设置，通过指标与举证材料多对多关联，把“用什么材料证明什么能力”清晰呈现出来，也为佐证材料智能预检提供了精准的检测靶向。</w:t>
+        <w:t>一是将抽检标准转化为可配置指标表，支持分层配置指标与评分规则，把文本标准变为可执行规则，为三个智能体提供核心规则依据；二是将评分办法转化为可计算规则，支持等级制与分数制，等级可设对应分值，兼顾专业判断与定量分析；三是将举证要求转化为材料清单，建立举证材料库（支持PDF、MP4，可设数量、大小、上传主体、排序），通过指标与材料多对多关联，明确“用什么材料证明什么能力”，为智能预检提供检测靶向。</w:t>
       </w:r>
     </w:p>
     <w:p>
@@ -362,7 +348,7 @@
           <w:b/>
           <w:sz w:val="28"/>
         </w:rPr>
-        <w:t>（三）推动流程闭环化，解决“多方协同效率低”问题</w:t>
+        <w:t>（三）推动流程闭环化，破解多方协同难题</w:t>
       </w:r>
     </w:p>
     <w:p>
@@ -376,7 +362,7 @@
           <w:b w:val="0"/>
           <w:sz w:val="28"/>
         </w:rPr>
-        <w:t>为破解多方协同效率低的难题，项目团队系统重构业务流程。一是构建多角色分权协同机制，系统设置重庆市教育评估院管理员、学校管理员、学生、专家等角色，按职责赋予不同权限，学生负责上传材料并接受AI预检辅助，学校管理员负责初审和补充指定材料并使用AI辅助审阅，重庆市教育评估院管理员负责复审、抽检组织和结果管理，专家负责在线评分与评审意见填写并使用AI辅助生成意见，各角色边界清晰、责任明确，AI在每个角色对应环节提供差异化辅助。二是建立分级审核链条，抽中的学生上传材料后先由校级管理员审核，再进入重庆市教育评估院管理员审核，审核通过后流转至专家评分环节，将“谁提交、谁审核、谁把关”清晰嵌入系统流程。三是实现在线查证与全过程留痕，专家可直接在线查看与指标关联的佐证材料，结合评分界面完成评价并填写意见，系统同步记录登录日志、操作日志、AI辅助使用记录和流程节点信息，确保关键操作可查询、可追溯、可复盘。</w:t>
+        <w:t>一是构建多角色分权协同机制，设评估院管理员、学校管理员、学生、专家等角色，各司其职、边界清晰，AI在各环节差异化辅助；二是建立“学生上传—校级审核—评估院复核—专家评分”分级审核链条，“谁提交、谁审核、谁把关”清晰嵌入流程；三是实现在线查证与全过程留痕，专家在线查看关联佐证材料并评分，系统记录登录、操作、AI使用及流程节点日志，确保可查询、可追溯、可复盘。</w:t>
       </w:r>
     </w:p>
     <w:p>
@@ -389,7 +375,7 @@
           <w:b/>
           <w:sz w:val="28"/>
         </w:rPr>
-        <w:t>（四）推动规则公平化，解决“抽样与评审难统一”问题</w:t>
+        <w:t>（四）推动规则公平化，统一抽样与评审</w:t>
       </w:r>
     </w:p>
     <w:p>
@@ -403,7 +389,7 @@
           <w:b w:val="0"/>
           <w:sz w:val="28"/>
         </w:rPr>
-        <w:t>为保障抽检过程的公平性和评审组织的灵活性，项目团队创新规则设计。一是创新样本抽取规则，系统支持按专业人数动态设置抽取比例，并按同校同专业学生“按序等距抽取”，兼顾随机性、代表性和操作公平，减少了人工抽样带来的随意性；抽取后重庆市教育评估院管理员还可在规则基础上进行必要的手动增减，并最终确认名单，兼顾规范性与灵活性。二是创新专家配置机制，系统支持一个学生关联多位专家，也支持同一专家按学校范围或指标范围承担评审任务，满足复杂场景下的专业化分工需求，通过规则化配置既避免专家任务分配失衡，也提高了评审组织的灵活性。三是创新结果查看与反馈方式，系统可实时查看专家评审进度，导出学生得分明细和指标得分情况，并基于AI智能诊断报告支持向学校反馈整体抽检结果，使结果不再停留在简单结论层面，而是能够为学校改进师范生培养、优化实践教学、强化质量保障提供数据依据和诊断建议。</w:t>
+        <w:t>一是创新样本抽取规则，按专业人数动态设抽取比例，按同校同专业“按序等距抽取”，兼顾随机性、代表性与公平，抽取后可手动微调并确认名单；二是创新专家配置机制，支持一生多专家、同一专家按学校或指标范围承担任务，避免任务失衡、提升组织灵活性；三是创新结果查看与反馈，实时查看评审进度、导出得分明细，并基于智能诊断报告向学校反馈，使结果由结论层面升级为改进依据。</w:t>
       </w:r>
     </w:p>
     <w:p>
@@ -416,7 +402,7 @@
           <w:b/>
           <w:sz w:val="28"/>
         </w:rPr>
-        <w:t>（五）推动成果可复制，解决“改革经验难推广”问题</w:t>
+        <w:t>（五）推动成果可复制，放大改革示范效应</w:t>
       </w:r>
     </w:p>
     <w:p>
@@ -430,7 +416,20 @@
           <w:b w:val="0"/>
           <w:sz w:val="28"/>
         </w:rPr>
-        <w:t>为确保改革成果具有持久生命力和广泛影响力，项目团队在系统设计之初就注重通用性、示范性和延展性。</w:t>
+        <w:t>平台采用“指标表+工具库+角色权限+流程配置+智能体”的模块化设计，三个智能体可基于不同项目的指标体系与材料类型快速适配，不依赖单一学校、专业或年度任务；改革重构了标准承载、流程组织、人机协同与结果应用方式，形成“数字化+智能化”双轮驱动的完整路径；其“预检前置、辅助评审、智能诊断”理念还可迁移至专业认证、教育实习评价、课程达成度监测、学生发展评价等场景，具有较强推广价值。</w:t>
+      </w:r>
+    </w:p>
+    <w:p>
+      <w:pPr>
+        <w:spacing w:before="120" w:after="40" w:line="360" w:lineRule="auto"/>
+      </w:pPr>
+      <w:r>
+        <w:rPr>
+          <w:rFonts w:ascii="Times New Roman" w:hAnsi="Times New Roman" w:eastAsia="黑体"/>
+          <w:b/>
+          <w:sz w:val="28"/>
+        </w:rPr>
+        <w:t>（六）实施成效</w:t>
       </w:r>
     </w:p>
     <w:p>
@@ -444,7 +443,20 @@
           <w:b w:val="0"/>
           <w:sz w:val="28"/>
         </w:rPr>
-        <w:t>从平台架构看，系统采用“指标表加工具库加角色权限加流程配置加智能体”的模块化设计，三个AI智能体均可基于不同项目的指标体系和材料类型快速适配，不依赖单一学校、单一专业或单一年度任务，能够根据不同评价项目快速复制、调整和复用。</w:t>
+        <w:t>系统上线以来在效率、质量、覆盖、应用等维度成效显著。一是智能预检大幅提升审核效率与材料质量：单份材料审核时长由约20分钟降至约10分钟（降约50%），全市10余所高校累计完成500余份材料审核，500余名抽检师范生中超90%材料一次性通过校审、一次性通过率较改革前提升约30个百分点，校审环节即识别约100余处多文档数据不一致。二是AI评审辅助显著减负提质：单生平均评审时长由约30分钟降至约17分钟（降约43%），评审意见针对性、专业性明显增强。三是智能诊断推动结果运用由“分数通报”转向“质量反哺”：单份学校诊断报告生成由约1天降至约90分钟，参检学校普遍反映便于培养方案优化与薄弱指标强化，汇总形成的全市培养质量分析报告为教育主管部门决策提供有力支撑。</w:t>
+      </w:r>
+    </w:p>
+    <w:p>
+      <w:pPr>
+        <w:spacing w:before="240" w:after="80" w:line="360" w:lineRule="auto"/>
+      </w:pPr>
+      <w:r>
+        <w:rPr>
+          <w:rFonts w:ascii="Times New Roman" w:hAnsi="Times New Roman" w:eastAsia="黑体"/>
+          <w:b/>
+          <w:sz w:val="30"/>
+        </w:rPr>
+        <w:t>三、经验总结</w:t>
       </w:r>
     </w:p>
     <w:p>
@@ -458,7 +470,7 @@
           <w:b w:val="0"/>
           <w:sz w:val="28"/>
         </w:rPr>
-        <w:t>从改革路径看，该实践不是简单的信息化搬运，而是围绕评价制度执行中的堵点难点，重构标准承载方式、流程组织方式、人机协同方式和结果应用方式，形成了“数字化+智能化”双轮驱动的教育评价改革完整路径。</w:t>
+        <w:t>一是坚持AI辅助、人主决策。教育评价的专业性、敏感性、责任性决定AI不能替代人的判断，三个智能体始终坚守“AI识别问题、提供参考、辅助决策，人作最终判断、承担责任”的边界，既释放效率价值又守住专业底线。</w:t>
       </w:r>
     </w:p>
     <w:p>
@@ -472,20 +484,7 @@
           <w:b w:val="0"/>
           <w:sz w:val="28"/>
         </w:rPr>
-        <w:t>从应用场景看，除师范生教育教学能力认定抽检外，该模式还可推广到专业认证、教育实习评价、课程达成度监测、学生发展评价、教学质量抽样检查等工作，三个AI智能体的设计理念——预检前置、辅助评审、智能诊断——可作为通用范式迁移应用于各类教育评价场景，具有较强的迁移应用价值。</w:t>
-      </w:r>
-    </w:p>
-    <w:p>
-      <w:pPr>
-        <w:spacing w:before="240" w:after="80" w:line="360" w:lineRule="auto"/>
-      </w:pPr>
-      <w:r>
-        <w:rPr>
-          <w:rFonts w:ascii="Times New Roman" w:hAnsi="Times New Roman" w:eastAsia="黑体"/>
-          <w:b/>
-          <w:sz w:val="30"/>
-        </w:rPr>
-        <w:t>三、实施成效</w:t>
+        <w:t>二是坚持精准嵌入、靶向赋能。AI赋能不“撒胡椒面”，三个智能体分别针对审核效率、评审质量、结果运用三个环节的核心矛盾精准切入，避免“为AI而AI”的泛化应用。</w:t>
       </w:r>
     </w:p>
     <w:p>
@@ -499,20 +498,7 @@
           <w:b w:val="0"/>
           <w:sz w:val="28"/>
         </w:rPr>
-        <w:t>师范生教育教学能力认定抽检系统自上线运行以来，在效率、质量、覆盖、应用等多个维度取得了显著成效，形成了数据可量化、价值可感知、经验可推广的改革成果。</w:t>
-      </w:r>
-    </w:p>
-    <w:p>
-      <w:pPr>
-        <w:spacing w:before="120" w:after="40" w:line="360" w:lineRule="auto"/>
-      </w:pPr>
-      <w:r>
-        <w:rPr>
-          <w:rFonts w:ascii="Times New Roman" w:hAnsi="Times New Roman" w:eastAsia="黑体"/>
-          <w:b/>
-          <w:sz w:val="28"/>
-        </w:rPr>
-        <w:t>（一）AI智能预检大幅提升审核效率与材料质量</w:t>
+        <w:t>三是坚持标准先行、数据贯通。智能体能力建立在结构化指标、规范化数据与闭环化流程之上，必须先把指标配置、举证管理、数据沉淀等基础打牢，智能化才能真正落地。</w:t>
       </w:r>
     </w:p>
     <w:p>
@@ -526,20 +512,7 @@
           <w:b w:val="0"/>
           <w:sz w:val="28"/>
         </w:rPr>
-        <w:t>佐证材料智能预检智能体的应用，从根本上改变了传统材料审核“逐份打开、人工判断”的低效模式。从效率维度看，单份材料平均审核时长由改革前的约20分钟下降至约10分钟，下降约50%；全市10余所高校校管累计完成500余份材料审核。从质量维度看，500余名抽检师范生中超过90%的学生材料一次性通过校审，材料一次性通过率较改革前提升约30个百分点；AI预检在校审环节即识别出约100余处多文档数据不一致问题，有效避免低质量材料流入后续评审环节。</w:t>
-      </w:r>
-    </w:p>
-    <w:p>
-      <w:pPr>
-        <w:spacing w:before="120" w:after="40" w:line="360" w:lineRule="auto"/>
-      </w:pPr>
-      <w:r>
-        <w:rPr>
-          <w:rFonts w:ascii="Times New Roman" w:hAnsi="Times New Roman" w:eastAsia="黑体"/>
-          <w:b/>
-          <w:sz w:val="28"/>
-        </w:rPr>
-        <w:t>（二）AI评审辅助显著降低专家负担与提升意见质量</w:t>
+        <w:t>四是坚持闭环设计、持续改进。通过智能诊断把评价结果转化为改进建议，推动学校“评价—诊断—改进—再评价”良性循环，让教育评价真正发挥质量提升功能。</w:t>
       </w:r>
     </w:p>
     <w:p>
@@ -553,117 +526,7 @@
           <w:b w:val="0"/>
           <w:sz w:val="28"/>
         </w:rPr>
-        <w:t>评审辅助智能体的应用，让专家从“读材料、找要点、写文字”的繁重劳动中解放出来。从效率维度看，单个学生平均评审时长由改革前的约30分钟下降至约17分钟，下降约43%。从质量维度看，AI辅助下专家撰写的评审意见的针对性、专业性显著增强。</w:t>
-      </w:r>
-    </w:p>
-    <w:p>
-      <w:pPr>
-        <w:spacing w:before="120" w:after="40" w:line="360" w:lineRule="auto"/>
-      </w:pPr>
-      <w:r>
-        <w:rPr>
-          <w:rFonts w:ascii="Times New Roman" w:hAnsi="Times New Roman" w:eastAsia="黑体"/>
-          <w:b/>
-          <w:sz w:val="28"/>
-        </w:rPr>
-        <w:t>（三）AI智能诊断推动结果运用从“分数通报”到“质量反哺”</w:t>
-      </w:r>
-    </w:p>
-    <w:p>
-      <w:pPr>
-        <w:spacing w:line="360" w:lineRule="auto"/>
-        <w:ind w:firstLine="560"/>
-      </w:pPr>
-      <w:r>
-        <w:rPr>
-          <w:rFonts w:ascii="Times New Roman" w:hAnsi="Times New Roman" w:eastAsia="仿宋"/>
-          <w:b w:val="0"/>
-          <w:sz w:val="28"/>
-        </w:rPr>
-        <w:t>认定结果分析智能体的应用，彻底改变了抽检结果传统呈现方式。从效率维度看，单份学校诊断报告生成时长由改革前的约1天（人工撰写）下降至约90分钟（智能生成），效率提升明显。从学校收到诊断报告的反响看，参检学校普遍表示，新的诊断报告更便于培养方案优化、实践教学改进或薄弱指标专项强化工作，有利于形成“评价、诊断、改进、再评价”的良性闭环。从决策支撑维度看，智能诊断结果汇总形成的全市师范生教育教学能力培养质量分析报告，为重庆市教育委员会掌握全市师范生培养质量、制定优化政策提供了有力数据支撑。</w:t>
-      </w:r>
-    </w:p>
-    <w:p>
-      <w:pPr>
-        <w:spacing w:before="240" w:after="80" w:line="360" w:lineRule="auto"/>
-      </w:pPr>
-      <w:r>
-        <w:rPr>
-          <w:rFonts w:ascii="Times New Roman" w:hAnsi="Times New Roman" w:eastAsia="黑体"/>
-          <w:b/>
-          <w:sz w:val="30"/>
-        </w:rPr>
-        <w:t>四、经验总结</w:t>
-      </w:r>
-    </w:p>
-    <w:p>
-      <w:pPr>
-        <w:spacing w:line="360" w:lineRule="auto"/>
-        <w:ind w:firstLine="560"/>
-      </w:pPr>
-      <w:r>
-        <w:rPr>
-          <w:rFonts w:ascii="Times New Roman" w:hAnsi="Times New Roman" w:eastAsia="仿宋"/>
-          <w:b w:val="0"/>
-          <w:sz w:val="28"/>
-        </w:rPr>
-        <w:t>一是坚持AI辅助、人主决策的核心原则。教育评价的专业性、敏感性、责任性，决定了AI不能替代人的专业判断。本案例三个智能体的设计始终坚守“AI识别问题、提供参考、辅助决策，人作最终判断、承担责任”的边界，既释放AI的效率价值，又守住教育评价的专业底线。这是教育领域应用AI的根本遵循。</w:t>
-      </w:r>
-    </w:p>
-    <w:p>
-      <w:pPr>
-        <w:spacing w:line="360" w:lineRule="auto"/>
-        <w:ind w:firstLine="560"/>
-      </w:pPr>
-      <w:r>
-        <w:rPr>
-          <w:rFonts w:ascii="Times New Roman" w:hAnsi="Times New Roman" w:eastAsia="仿宋"/>
-          <w:b w:val="0"/>
-          <w:sz w:val="28"/>
-        </w:rPr>
-        <w:t>二是坚持精准嵌入、靶向赋能的实施路径。AI赋能不能“撒胡椒面”，关键是找准业务链条上的真痛点、真堵点，以差异化AI智能体精准切入。本案例三个智能体——预检解决审核效率问题、辅助解决评审质量问题、诊断解决结果运用问题——分别针对三个不同环节的核心矛盾，避免了“为AI而AI”的泛化应用，形成了精准、务实、有效的赋能格局。</w:t>
-      </w:r>
-    </w:p>
-    <w:p>
-      <w:pPr>
-        <w:spacing w:line="360" w:lineRule="auto"/>
-        <w:ind w:firstLine="560"/>
-      </w:pPr>
-      <w:r>
-        <w:rPr>
-          <w:rFonts w:ascii="Times New Roman" w:hAnsi="Times New Roman" w:eastAsia="仿宋"/>
-          <w:b w:val="0"/>
-          <w:sz w:val="28"/>
-        </w:rPr>
-        <w:t>三是坚持标准先行、数据贯通的基础保障。AI智能体的能力建立在结构化指标、规范化数据和闭环化流程的基础之上。没有指标表的精细化配置、举证材料的结构化管理、评审数据的标准化沉淀，AI就成了“无米之炊”。教育评价数字化必须把基础打牢，才能让智能化真正落地。</w:t>
-      </w:r>
-    </w:p>
-    <w:p>
-      <w:pPr>
-        <w:spacing w:line="360" w:lineRule="auto"/>
-        <w:ind w:firstLine="560"/>
-      </w:pPr>
-      <w:r>
-        <w:rPr>
-          <w:rFonts w:ascii="Times New Roman" w:hAnsi="Times New Roman" w:eastAsia="仿宋"/>
-          <w:b w:val="0"/>
-          <w:sz w:val="28"/>
-        </w:rPr>
-        <w:t>四是坚持闭环设计、持续改进的运行机制。评价系统不仅要完成抽检任务，更要让结果看得见、问题找得到、改进有依据。本案例通过智能诊断报告将评价结果转化为改进建议，推动学校“评价、诊断、改进、再评价”的良性循环，让教育评价真正发挥质量提升的根本功能。</w:t>
-      </w:r>
-    </w:p>
-    <w:p>
-      <w:pPr>
-        <w:spacing w:line="360" w:lineRule="auto"/>
-        <w:ind w:firstLine="560"/>
-      </w:pPr>
-      <w:r>
-        <w:rPr>
-          <w:rFonts w:ascii="Times New Roman" w:hAnsi="Times New Roman" w:eastAsia="仿宋"/>
-          <w:b w:val="0"/>
-          <w:sz w:val="28"/>
-        </w:rPr>
-        <w:t>总体来看，师范生教育教学能力认定抽检系统以“三智能体”AI赋能体系为核心创新，破解了教育评价工作中审核效率低、评审负担重、结果运用浅等共性问题，构建了“标准入库→AI预检→规范审核→智能辅助→自动诊断→数据反馈”全流程闭环质量监测模式，形成了可复制、可推广、可持续迭代的“AI加教育评价”实践范式，对推进教育评价现代化、人工智能赋能教师教育、教育数字化转型走深走实具有较强的参考价值和示范意义。</w:t>
+        <w:t>总体来看，本系统以“三智能体”AI赋能体系为核心创新，破解了审核效率低、评审负担重、结果运用浅等共性问题，构建“标准入库→AI预检→规范审核→智能辅助→自动诊断→数据反馈”全流程闭环质量监测模式，形成可复制、可推广、可持续迭代的“AI+教育评价”实践范式，对推进教育评价现代化、人工智能赋能教师教育、教育数字化转型走深走实具有较强参考与示范意义。</w:t>
       </w:r>
     </w:p>
     <w:sectPr>

--- a/教育评价典型实践案例/师范生教育教学能力认定抽检评价改革实践-案例文稿.docx
+++ b/教育评价典型实践案例/师范生教育教学能力认定抽检评价改革实践-案例文稿.docx
@@ -54,7 +54,23 @@
           <w:b w:val="0"/>
           <w:sz w:val="28"/>
         </w:rPr>
-        <w:t>师范生教育教学能力认定是教师教育质量保障的重要环节，直接关系师范生培养质量监测的科学性、公平性和公信力。按照《重庆市2025年师范生教育教学能力认定抽检实施方案（试行）》要求，抽检需覆盖样本抽取、材料上传、校级审核、市教育评估院审核、专家评分、结果发布等环节，涉及评估院、高校、学生、专家等多类主体，业务链条长、协同难度大、规范要求高。</w:t>
+        <w:t>师范生教育教学能力认定是教师教育质量保障的重要环节，直接关系师范生培养质量监测的科学性、公平性和公信力。按照《重庆市2025年师范生教育教学能力认定抽检实施方案（试行）》要求，抽检需覆盖样本抽取、材料上传、校级审核、市教育评估院审核、专家评分、结果发布等环节，涉及评估院、高校、学生、专家等多类主体，</w:t>
+      </w:r>
+      <w:r>
+        <w:rPr>
+          <w:rFonts w:ascii="Times New Roman" w:hAnsi="Times New Roman" w:eastAsia="仿宋"/>
+          <w:b/>
+          <w:sz w:val="28"/>
+        </w:rPr>
+        <w:t>业务链条长、协同难度大、规范要求高</w:t>
+      </w:r>
+      <w:r>
+        <w:rPr>
+          <w:rFonts w:ascii="Times New Roman" w:hAnsi="Times New Roman" w:eastAsia="仿宋"/>
+          <w:b w:val="0"/>
+          <w:sz w:val="28"/>
+        </w:rPr>
+        <w:t>。</w:t>
       </w:r>
     </w:p>
     <w:p>
@@ -68,7 +84,103 @@
           <w:b w:val="0"/>
           <w:sz w:val="28"/>
         </w:rPr>
-        <w:t>以往工作主要依赖线下通知、人工汇总和经验判断，存在三方面突出问题：一是标准执行不统一，指标体系、评分规则、举证要求复杂，缺乏数字化承载，各校理解执行易产生偏差；二是审核评审效率低，传统系统仅校验材料数量、格式、大小，内容是否合规仍靠人工逐份查看，专家需阅读大量PDF和视频并撰写意见，单生评阅耗时长，且易意见趋同化、模板化；三是结果运用支撑弱，评审结果多以分数明细呈现，缺乏结构化诊断，学校难获改进信息，评价的诊断与反哺功能未能释放。基于此，项目团队提出“把政策要求转化为平台规则、把人工核查升级为智能预检、把专家评审升级为人机协同、把结果汇总升级为智能诊断”的思路，研发师范生教育教学能力认定抽检系统并创新嵌入三大AI智能体，以数字化与智能化双轮驱动，推动抽检从经验驱动走向规则驱动、从人工核查走向人机协同、从结果管理走向智能诊断。</w:t>
+        <w:t>以往工作主要依赖线下通知、人工汇总和经验判断，存在三方面突出问题：一是</w:t>
+      </w:r>
+      <w:r>
+        <w:rPr>
+          <w:rFonts w:ascii="Times New Roman" w:hAnsi="Times New Roman" w:eastAsia="仿宋"/>
+          <w:b/>
+          <w:sz w:val="28"/>
+        </w:rPr>
+        <w:t>标准执行不统一</w:t>
+      </w:r>
+      <w:r>
+        <w:rPr>
+          <w:rFonts w:ascii="Times New Roman" w:hAnsi="Times New Roman" w:eastAsia="仿宋"/>
+          <w:b w:val="0"/>
+          <w:sz w:val="28"/>
+        </w:rPr>
+        <w:t>，指标体系、评分规则、举证要求复杂，缺乏数字化承载，各校理解执行易产生偏差；二是</w:t>
+      </w:r>
+      <w:r>
+        <w:rPr>
+          <w:rFonts w:ascii="Times New Roman" w:hAnsi="Times New Roman" w:eastAsia="仿宋"/>
+          <w:b/>
+          <w:sz w:val="28"/>
+        </w:rPr>
+        <w:t>审核评审效率低</w:t>
+      </w:r>
+      <w:r>
+        <w:rPr>
+          <w:rFonts w:ascii="Times New Roman" w:hAnsi="Times New Roman" w:eastAsia="仿宋"/>
+          <w:b w:val="0"/>
+          <w:sz w:val="28"/>
+        </w:rPr>
+        <w:t>，传统系统仅校验材料数量、格式、大小，内容是否合规仍靠人工逐份查看，专家需阅读大量PDF和视频并撰写意见，单生评阅耗时长，且易意见趋同化、模板化；三是</w:t>
+      </w:r>
+      <w:r>
+        <w:rPr>
+          <w:rFonts w:ascii="Times New Roman" w:hAnsi="Times New Roman" w:eastAsia="仿宋"/>
+          <w:b/>
+          <w:sz w:val="28"/>
+        </w:rPr>
+        <w:t>结果运用支撑弱</w:t>
+      </w:r>
+      <w:r>
+        <w:rPr>
+          <w:rFonts w:ascii="Times New Roman" w:hAnsi="Times New Roman" w:eastAsia="仿宋"/>
+          <w:b w:val="0"/>
+          <w:sz w:val="28"/>
+        </w:rPr>
+        <w:t>，评审结果多以分数明细呈现，缺乏结构化诊断，学校难获改进信息，评价的诊断与反哺功能未能释放。基于此，项目团队提出</w:t>
+      </w:r>
+      <w:r>
+        <w:rPr>
+          <w:rFonts w:ascii="Times New Roman" w:hAnsi="Times New Roman" w:eastAsia="仿宋"/>
+          <w:b/>
+          <w:sz w:val="28"/>
+        </w:rPr>
+        <w:t>“把政策要求转化为平台规则、把人工核查升级为智能预检、把专家评审升级为人机协同、把结果汇总升级为智能诊断”</w:t>
+      </w:r>
+      <w:r>
+        <w:rPr>
+          <w:rFonts w:ascii="Times New Roman" w:hAnsi="Times New Roman" w:eastAsia="仿宋"/>
+          <w:b w:val="0"/>
+          <w:sz w:val="28"/>
+        </w:rPr>
+        <w:t>的思路，研发师范生教育教学能力认定抽检系统并</w:t>
+      </w:r>
+      <w:r>
+        <w:rPr>
+          <w:rFonts w:ascii="Times New Roman" w:hAnsi="Times New Roman" w:eastAsia="仿宋"/>
+          <w:b/>
+          <w:sz w:val="28"/>
+        </w:rPr>
+        <w:t>创新嵌入三大AI智能体</w:t>
+      </w:r>
+      <w:r>
+        <w:rPr>
+          <w:rFonts w:ascii="Times New Roman" w:hAnsi="Times New Roman" w:eastAsia="仿宋"/>
+          <w:b w:val="0"/>
+          <w:sz w:val="28"/>
+        </w:rPr>
+        <w:t>，以</w:t>
+      </w:r>
+      <w:r>
+        <w:rPr>
+          <w:rFonts w:ascii="Times New Roman" w:hAnsi="Times New Roman" w:eastAsia="仿宋"/>
+          <w:b/>
+          <w:sz w:val="28"/>
+        </w:rPr>
+        <w:t>数字化与智能化双轮驱动</w:t>
+      </w:r>
+      <w:r>
+        <w:rPr>
+          <w:rFonts w:ascii="Times New Roman" w:hAnsi="Times New Roman" w:eastAsia="仿宋"/>
+          <w:b w:val="0"/>
+          <w:sz w:val="28"/>
+        </w:rPr>
+        <w:t>，推动抽检从经验驱动走向规则驱动、从人工核查走向人机协同、从结果管理走向智能诊断。</w:t>
       </w:r>
     </w:p>
     <w:p>
@@ -137,7 +249,39 @@
           <w:b w:val="0"/>
           <w:sz w:val="28"/>
         </w:rPr>
-        <w:t>本案例最具突破性的创新，在于围绕抽检业务全链条精准嵌入三个差异化AI智能体，分别赋能学生与学校审核、专家评审、结果反馈三大关键环节，形成“贯通上下游、人机各司其职”的智能化质量监测体系。</w:t>
+        <w:t>本案例最具突破性的创新，在于围绕抽检业务全链条</w:t>
+      </w:r>
+      <w:r>
+        <w:rPr>
+          <w:rFonts w:ascii="Times New Roman" w:hAnsi="Times New Roman" w:eastAsia="仿宋"/>
+          <w:b/>
+          <w:sz w:val="28"/>
+        </w:rPr>
+        <w:t>精准嵌入三个差异化AI智能体</w:t>
+      </w:r>
+      <w:r>
+        <w:rPr>
+          <w:rFonts w:ascii="Times New Roman" w:hAnsi="Times New Roman" w:eastAsia="仿宋"/>
+          <w:b w:val="0"/>
+          <w:sz w:val="28"/>
+        </w:rPr>
+        <w:t>，分别赋能学生与学校审核、专家评审、结果反馈三大关键环节，形成</w:t>
+      </w:r>
+      <w:r>
+        <w:rPr>
+          <w:rFonts w:ascii="Times New Roman" w:hAnsi="Times New Roman" w:eastAsia="仿宋"/>
+          <w:b/>
+          <w:sz w:val="28"/>
+        </w:rPr>
+        <w:t>“贯通上下游、人机各司其职”</w:t>
+      </w:r>
+      <w:r>
+        <w:rPr>
+          <w:rFonts w:ascii="Times New Roman" w:hAnsi="Times New Roman" w:eastAsia="仿宋"/>
+          <w:b w:val="0"/>
+          <w:sz w:val="28"/>
+        </w:rPr>
+        <w:t>的智能化质量监测体系。</w:t>
       </w:r>
     </w:p>
     <w:p>
@@ -165,7 +309,55 @@
           <w:b w:val="0"/>
           <w:sz w:val="28"/>
         </w:rPr>
-        <w:t>在学生上传与校级审核环节嵌入智能预检智能体，构建“双场景预检”机制：学生提交前可一键启动预检，智能体基于该指标的评价标准与举证要求，自动检测内容相关性、要素完整性、表述规范性、内容深度及多文档一致性等维度，生成可视化报告供学生迭代优化后再提交；校管审核时系统自动呈现预检结果，重点问题以红、黄、绿三色标识并定位到具体页面段落，校管在AI辅助下高效审阅，“通过、驳回”决定权仍完全保留在校管手中，AI只作“审阅助手”，不替代专业判断。</w:t>
+        <w:t>在学生上传与校级审核环节嵌入</w:t>
+      </w:r>
+      <w:r>
+        <w:rPr>
+          <w:rFonts w:ascii="Times New Roman" w:hAnsi="Times New Roman" w:eastAsia="仿宋"/>
+          <w:b/>
+          <w:sz w:val="28"/>
+        </w:rPr>
+        <w:t>智能预检智能体</w:t>
+      </w:r>
+      <w:r>
+        <w:rPr>
+          <w:rFonts w:ascii="Times New Roman" w:hAnsi="Times New Roman" w:eastAsia="仿宋"/>
+          <w:b w:val="0"/>
+          <w:sz w:val="28"/>
+        </w:rPr>
+        <w:t>，构建</w:t>
+      </w:r>
+      <w:r>
+        <w:rPr>
+          <w:rFonts w:ascii="Times New Roman" w:hAnsi="Times New Roman" w:eastAsia="仿宋"/>
+          <w:b/>
+          <w:sz w:val="28"/>
+        </w:rPr>
+        <w:t>“双场景预检”机制</w:t>
+      </w:r>
+      <w:r>
+        <w:rPr>
+          <w:rFonts w:ascii="Times New Roman" w:hAnsi="Times New Roman" w:eastAsia="仿宋"/>
+          <w:b w:val="0"/>
+          <w:sz w:val="28"/>
+        </w:rPr>
+        <w:t>：学生提交前可一键启动预检，智能体基于该指标的评价标准与举证要求，自动检测内容相关性、要素完整性、表述规范性、内容深度及多文档一致性等维度，生成可视化报告供学生迭代优化后再提交；校管审核时系统自动呈现预检结果，重点问题以红、黄、绿三色标识并定位到具体页面段落，校管在AI辅助下高效审阅，</w:t>
+      </w:r>
+      <w:r>
+        <w:rPr>
+          <w:rFonts w:ascii="Times New Roman" w:hAnsi="Times New Roman" w:eastAsia="仿宋"/>
+          <w:b/>
+          <w:sz w:val="28"/>
+        </w:rPr>
+        <w:t>“通过、驳回”决定权仍完全保留在校管手中，AI只作“审阅助手”，不替代专业判断</w:t>
+      </w:r>
+      <w:r>
+        <w:rPr>
+          <w:rFonts w:ascii="Times New Roman" w:hAnsi="Times New Roman" w:eastAsia="仿宋"/>
+          <w:b w:val="0"/>
+          <w:sz w:val="28"/>
+        </w:rPr>
+        <w:t>。</w:t>
       </w:r>
     </w:p>
     <w:p>
@@ -222,7 +414,55 @@
           <w:b w:val="0"/>
           <w:sz w:val="28"/>
         </w:rPr>
-        <w:t>在专家评审环节嵌入评审辅助智能体，提供“评审参考意见智能生成”服务：专家打开评审页面时，智能体基于学生完整举证材料、认定标准与评分规则、各二级指标考察要点，自动生成针对每条二级指标的结构化初步意见，含达成度初判、关键证据定位、优势点、不足点与建议参考。AI意见明确标注为“参考建议”，专家可采纳、修改或自主撰写，评分与最终意见均由专家独立确认，AI不参与最终评分，系统留存AI与专家内容差异，确保评审可追溯。</w:t>
+        <w:t>在专家评审环节嵌入</w:t>
+      </w:r>
+      <w:r>
+        <w:rPr>
+          <w:rFonts w:ascii="Times New Roman" w:hAnsi="Times New Roman" w:eastAsia="仿宋"/>
+          <w:b/>
+          <w:sz w:val="28"/>
+        </w:rPr>
+        <w:t>评审辅助智能体</w:t>
+      </w:r>
+      <w:r>
+        <w:rPr>
+          <w:rFonts w:ascii="Times New Roman" w:hAnsi="Times New Roman" w:eastAsia="仿宋"/>
+          <w:b w:val="0"/>
+          <w:sz w:val="28"/>
+        </w:rPr>
+        <w:t>，提供</w:t>
+      </w:r>
+      <w:r>
+        <w:rPr>
+          <w:rFonts w:ascii="Times New Roman" w:hAnsi="Times New Roman" w:eastAsia="仿宋"/>
+          <w:b/>
+          <w:sz w:val="28"/>
+        </w:rPr>
+        <w:t>“评审参考意见智能生成”服务</w:t>
+      </w:r>
+      <w:r>
+        <w:rPr>
+          <w:rFonts w:ascii="Times New Roman" w:hAnsi="Times New Roman" w:eastAsia="仿宋"/>
+          <w:b w:val="0"/>
+          <w:sz w:val="28"/>
+        </w:rPr>
+        <w:t>：专家打开评审页面时，智能体基于学生完整举证材料、认定标准与评分规则、各二级指标考察要点，自动生成针对每条二级指标的结构化初步意见，含达成度初判、关键证据定位、优势点、不足点与建议参考。AI意见明确标注为“参考建议”，专家可采纳、修改或自主撰写，</w:t>
+      </w:r>
+      <w:r>
+        <w:rPr>
+          <w:rFonts w:ascii="Times New Roman" w:hAnsi="Times New Roman" w:eastAsia="仿宋"/>
+          <w:b/>
+          <w:sz w:val="28"/>
+        </w:rPr>
+        <w:t>评分与最终意见均由专家独立确认，AI不参与最终评分</w:t>
+      </w:r>
+      <w:r>
+        <w:rPr>
+          <w:rFonts w:ascii="Times New Roman" w:hAnsi="Times New Roman" w:eastAsia="仿宋"/>
+          <w:b w:val="0"/>
+          <w:sz w:val="28"/>
+        </w:rPr>
+        <w:t>，系统留存AI与专家内容差异，确保评审可追溯。</w:t>
       </w:r>
     </w:p>
     <w:p>
@@ -279,7 +519,55 @@
           <w:b w:val="0"/>
           <w:sz w:val="28"/>
         </w:rPr>
-        <w:t>构建认定结果分析智能体，在工具库评审基本完成后自动激活，基于全量数据生成涵盖总体概览、能力维度画像、指标达成分析、典型问题归纳、横向对比、改进建议等板块的“诊断书+处方”式报告。学校收到的不再是单一分数，而是可直接对接培养方案优化、实践教学改进、薄弱指标强化的诊断建议；评估院则可汇总各校共性发现，为全市师范生培养质量年度分析提供数据支撑。</w:t>
+        <w:t>构建</w:t>
+      </w:r>
+      <w:r>
+        <w:rPr>
+          <w:rFonts w:ascii="Times New Roman" w:hAnsi="Times New Roman" w:eastAsia="仿宋"/>
+          <w:b/>
+          <w:sz w:val="28"/>
+        </w:rPr>
+        <w:t>认定结果分析智能体</w:t>
+      </w:r>
+      <w:r>
+        <w:rPr>
+          <w:rFonts w:ascii="Times New Roman" w:hAnsi="Times New Roman" w:eastAsia="仿宋"/>
+          <w:b w:val="0"/>
+          <w:sz w:val="28"/>
+        </w:rPr>
+        <w:t>，在工具库评审基本完成后自动激活，基于全量数据生成涵盖总体概览、能力维度画像、指标达成分析、典型问题归纳、横向对比、改进建议等板块的</w:t>
+      </w:r>
+      <w:r>
+        <w:rPr>
+          <w:rFonts w:ascii="Times New Roman" w:hAnsi="Times New Roman" w:eastAsia="仿宋"/>
+          <w:b/>
+          <w:sz w:val="28"/>
+        </w:rPr>
+        <w:t>“诊断书+处方”式报告</w:t>
+      </w:r>
+      <w:r>
+        <w:rPr>
+          <w:rFonts w:ascii="Times New Roman" w:hAnsi="Times New Roman" w:eastAsia="仿宋"/>
+          <w:b w:val="0"/>
+          <w:sz w:val="28"/>
+        </w:rPr>
+        <w:t>。学校</w:t>
+      </w:r>
+      <w:r>
+        <w:rPr>
+          <w:rFonts w:ascii="Times New Roman" w:hAnsi="Times New Roman" w:eastAsia="仿宋"/>
+          <w:b/>
+          <w:sz w:val="28"/>
+        </w:rPr>
+        <w:t>收到的不再是单一分数</w:t>
+      </w:r>
+      <w:r>
+        <w:rPr>
+          <w:rFonts w:ascii="Times New Roman" w:hAnsi="Times New Roman" w:eastAsia="仿宋"/>
+          <w:b w:val="0"/>
+          <w:sz w:val="28"/>
+        </w:rPr>
+        <w:t>，而是可直接对接培养方案优化、实践教学改进、薄弱指标强化的诊断建议；评估院则可汇总各校共性发现，为全市师范生培养质量年度分析提供数据支撑。</w:t>
       </w:r>
     </w:p>
     <w:p>
@@ -335,7 +623,55 @@
           <w:b w:val="0"/>
           <w:sz w:val="28"/>
         </w:rPr>
-        <w:t>一是将抽检标准转化为可配置指标表，支持分层配置指标与评分规则，把文本标准变为可执行规则，为三个智能体提供核心规则依据；二是将评分办法转化为可计算规则，支持等级制与分数制，等级可设对应分值，兼顾专业判断与定量分析；三是将举证要求转化为材料清单，建立举证材料库（支持PDF、MP4，可设数量、大小、上传主体、排序），通过指标与材料多对多关联，明确“用什么材料证明什么能力”，为智能预检提供检测靶向。</w:t>
+        <w:t>一是将抽检标准转化为</w:t>
+      </w:r>
+      <w:r>
+        <w:rPr>
+          <w:rFonts w:ascii="Times New Roman" w:hAnsi="Times New Roman" w:eastAsia="仿宋"/>
+          <w:b/>
+          <w:sz w:val="28"/>
+        </w:rPr>
+        <w:t>可配置指标表</w:t>
+      </w:r>
+      <w:r>
+        <w:rPr>
+          <w:rFonts w:ascii="Times New Roman" w:hAnsi="Times New Roman" w:eastAsia="仿宋"/>
+          <w:b w:val="0"/>
+          <w:sz w:val="28"/>
+        </w:rPr>
+        <w:t>，支持分层配置指标与评分规则，把文本标准变为可执行规则，为三个智能体提供核心规则依据；二是将评分办法转化为</w:t>
+      </w:r>
+      <w:r>
+        <w:rPr>
+          <w:rFonts w:ascii="Times New Roman" w:hAnsi="Times New Roman" w:eastAsia="仿宋"/>
+          <w:b/>
+          <w:sz w:val="28"/>
+        </w:rPr>
+        <w:t>可计算规则</w:t>
+      </w:r>
+      <w:r>
+        <w:rPr>
+          <w:rFonts w:ascii="Times New Roman" w:hAnsi="Times New Roman" w:eastAsia="仿宋"/>
+          <w:b w:val="0"/>
+          <w:sz w:val="28"/>
+        </w:rPr>
+        <w:t>，支持等级制与分数制，等级可设对应分值，兼顾专业判断与定量分析；三是将举证要求转化为</w:t>
+      </w:r>
+      <w:r>
+        <w:rPr>
+          <w:rFonts w:ascii="Times New Roman" w:hAnsi="Times New Roman" w:eastAsia="仿宋"/>
+          <w:b/>
+          <w:sz w:val="28"/>
+        </w:rPr>
+        <w:t>材料清单</w:t>
+      </w:r>
+      <w:r>
+        <w:rPr>
+          <w:rFonts w:ascii="Times New Roman" w:hAnsi="Times New Roman" w:eastAsia="仿宋"/>
+          <w:b w:val="0"/>
+          <w:sz w:val="28"/>
+        </w:rPr>
+        <w:t>，建立举证材料库（支持PDF、MP4，可设数量、大小、上传主体、排序），通过指标与材料多对多关联，明确“用什么材料证明什么能力”，为智能预检提供检测靶向。</w:t>
       </w:r>
     </w:p>
     <w:p>
@@ -362,7 +698,55 @@
           <w:b w:val="0"/>
           <w:sz w:val="28"/>
         </w:rPr>
-        <w:t>一是构建多角色分权协同机制，设评估院管理员、学校管理员、学生、专家等角色，各司其职、边界清晰，AI在各环节差异化辅助；二是建立“学生上传—校级审核—评估院复核—专家评分”分级审核链条，“谁提交、谁审核、谁把关”清晰嵌入流程；三是实现在线查证与全过程留痕，专家在线查看关联佐证材料并评分，系统记录登录、操作、AI使用及流程节点日志，确保可查询、可追溯、可复盘。</w:t>
+        <w:t>一是构建</w:t>
+      </w:r>
+      <w:r>
+        <w:rPr>
+          <w:rFonts w:ascii="Times New Roman" w:hAnsi="Times New Roman" w:eastAsia="仿宋"/>
+          <w:b/>
+          <w:sz w:val="28"/>
+        </w:rPr>
+        <w:t>多角色分权协同机制</w:t>
+      </w:r>
+      <w:r>
+        <w:rPr>
+          <w:rFonts w:ascii="Times New Roman" w:hAnsi="Times New Roman" w:eastAsia="仿宋"/>
+          <w:b w:val="0"/>
+          <w:sz w:val="28"/>
+        </w:rPr>
+        <w:t>，设评估院管理员、学校管理员、学生、专家等角色，各司其职、边界清晰，AI在各环节差异化辅助；二是建立</w:t>
+      </w:r>
+      <w:r>
+        <w:rPr>
+          <w:rFonts w:ascii="Times New Roman" w:hAnsi="Times New Roman" w:eastAsia="仿宋"/>
+          <w:b/>
+          <w:sz w:val="28"/>
+        </w:rPr>
+        <w:t>“学生上传—校级审核—评估院复核—专家评分”分级审核链条</w:t>
+      </w:r>
+      <w:r>
+        <w:rPr>
+          <w:rFonts w:ascii="Times New Roman" w:hAnsi="Times New Roman" w:eastAsia="仿宋"/>
+          <w:b w:val="0"/>
+          <w:sz w:val="28"/>
+        </w:rPr>
+        <w:t>，“谁提交、谁审核、谁把关”清晰嵌入流程；三是实现</w:t>
+      </w:r>
+      <w:r>
+        <w:rPr>
+          <w:rFonts w:ascii="Times New Roman" w:hAnsi="Times New Roman" w:eastAsia="仿宋"/>
+          <w:b/>
+          <w:sz w:val="28"/>
+        </w:rPr>
+        <w:t>在线查证与全过程留痕</w:t>
+      </w:r>
+      <w:r>
+        <w:rPr>
+          <w:rFonts w:ascii="Times New Roman" w:hAnsi="Times New Roman" w:eastAsia="仿宋"/>
+          <w:b w:val="0"/>
+          <w:sz w:val="28"/>
+        </w:rPr>
+        <w:t>，专家在线查看关联佐证材料并评分，系统记录登录、操作、AI使用及流程节点日志，确保可查询、可追溯、可复盘。</w:t>
       </w:r>
     </w:p>
     <w:p>
@@ -389,7 +773,39 @@
           <w:b w:val="0"/>
           <w:sz w:val="28"/>
         </w:rPr>
-        <w:t>一是创新样本抽取规则，按专业人数动态设抽取比例，按同校同专业“按序等距抽取”，兼顾随机性、代表性与公平，抽取后可手动微调并确认名单；二是创新专家配置机制，支持一生多专家、同一专家按学校或指标范围承担任务，避免任务失衡、提升组织灵活性；三是创新结果查看与反馈，实时查看评审进度、导出得分明细，并基于智能诊断报告向学校反馈，使结果由结论层面升级为改进依据。</w:t>
+        <w:t>一是创新样本抽取规则，按专业人数动态设抽取比例，按同校同专业</w:t>
+      </w:r>
+      <w:r>
+        <w:rPr>
+          <w:rFonts w:ascii="Times New Roman" w:hAnsi="Times New Roman" w:eastAsia="仿宋"/>
+          <w:b/>
+          <w:sz w:val="28"/>
+        </w:rPr>
+        <w:t>“按序等距抽取”</w:t>
+      </w:r>
+      <w:r>
+        <w:rPr>
+          <w:rFonts w:ascii="Times New Roman" w:hAnsi="Times New Roman" w:eastAsia="仿宋"/>
+          <w:b w:val="0"/>
+          <w:sz w:val="28"/>
+        </w:rPr>
+        <w:t>，兼顾随机性、代表性与公平，抽取后可手动微调并确认名单；二是创新专家配置机制，支持</w:t>
+      </w:r>
+      <w:r>
+        <w:rPr>
+          <w:rFonts w:ascii="Times New Roman" w:hAnsi="Times New Roman" w:eastAsia="仿宋"/>
+          <w:b/>
+          <w:sz w:val="28"/>
+        </w:rPr>
+        <w:t>一生多专家</w:t>
+      </w:r>
+      <w:r>
+        <w:rPr>
+          <w:rFonts w:ascii="Times New Roman" w:hAnsi="Times New Roman" w:eastAsia="仿宋"/>
+          <w:b w:val="0"/>
+          <w:sz w:val="28"/>
+        </w:rPr>
+        <w:t>、同一专家按学校或指标范围承担任务，避免任务失衡、提升组织灵活性；三是创新结果查看与反馈，实时查看评审进度、导出得分明细，并基于智能诊断报告向学校反馈，使结果由结论层面升级为改进依据。</w:t>
       </w:r>
     </w:p>
     <w:p>
@@ -416,7 +832,55 @@
           <w:b w:val="0"/>
           <w:sz w:val="28"/>
         </w:rPr>
-        <w:t>平台采用“指标表+工具库+角色权限+流程配置+智能体”的模块化设计，三个智能体可基于不同项目的指标体系与材料类型快速适配，不依赖单一学校、专业或年度任务；改革重构了标准承载、流程组织、人机协同与结果应用方式，形成“数字化+智能化”双轮驱动的完整路径；其“预检前置、辅助评审、智能诊断”理念还可迁移至专业认证、教育实习评价、课程达成度监测、学生发展评价等场景，具有较强推广价值。</w:t>
+        <w:t>平台采用</w:t>
+      </w:r>
+      <w:r>
+        <w:rPr>
+          <w:rFonts w:ascii="Times New Roman" w:hAnsi="Times New Roman" w:eastAsia="仿宋"/>
+          <w:b/>
+          <w:sz w:val="28"/>
+        </w:rPr>
+        <w:t>“指标表+工具库+角色权限+流程配置+智能体”的模块化设计</w:t>
+      </w:r>
+      <w:r>
+        <w:rPr>
+          <w:rFonts w:ascii="Times New Roman" w:hAnsi="Times New Roman" w:eastAsia="仿宋"/>
+          <w:b w:val="0"/>
+          <w:sz w:val="28"/>
+        </w:rPr>
+        <w:t>，三个智能体可基于不同项目的指标体系与材料类型快速适配，不依赖单一学校、专业或年度任务；改革重构了标准承载、流程组织、人机协同与结果应用方式，形成</w:t>
+      </w:r>
+      <w:r>
+        <w:rPr>
+          <w:rFonts w:ascii="Times New Roman" w:hAnsi="Times New Roman" w:eastAsia="仿宋"/>
+          <w:b/>
+          <w:sz w:val="28"/>
+        </w:rPr>
+        <w:t>“数字化+智能化”双轮驱动的完整路径</w:t>
+      </w:r>
+      <w:r>
+        <w:rPr>
+          <w:rFonts w:ascii="Times New Roman" w:hAnsi="Times New Roman" w:eastAsia="仿宋"/>
+          <w:b w:val="0"/>
+          <w:sz w:val="28"/>
+        </w:rPr>
+        <w:t>；其</w:t>
+      </w:r>
+      <w:r>
+        <w:rPr>
+          <w:rFonts w:ascii="Times New Roman" w:hAnsi="Times New Roman" w:eastAsia="仿宋"/>
+          <w:b/>
+          <w:sz w:val="28"/>
+        </w:rPr>
+        <w:t>“预检前置、辅助评审、智能诊断”理念</w:t>
+      </w:r>
+      <w:r>
+        <w:rPr>
+          <w:rFonts w:ascii="Times New Roman" w:hAnsi="Times New Roman" w:eastAsia="仿宋"/>
+          <w:b w:val="0"/>
+          <w:sz w:val="28"/>
+        </w:rPr>
+        <w:t>还可迁移至专业认证、教育实习评价、课程达成度监测、学生发展评价等场景，具有较强推广价值。</w:t>
       </w:r>
     </w:p>
     <w:p>
@@ -443,7 +907,87 @@
           <w:b w:val="0"/>
           <w:sz w:val="28"/>
         </w:rPr>
-        <w:t>系统上线以来在效率、质量、覆盖、应用等维度成效显著。一是智能预检大幅提升审核效率与材料质量：单份材料审核时长由约20分钟降至约10分钟（降约50%），全市10余所高校累计完成500余份材料审核，500余名抽检师范生中超90%材料一次性通过校审、一次性通过率较改革前提升约30个百分点，校审环节即识别约100余处多文档数据不一致。二是AI评审辅助显著减负提质：单生平均评审时长由约30分钟降至约17分钟（降约43%），评审意见针对性、专业性明显增强。三是智能诊断推动结果运用由“分数通报”转向“质量反哺”：单份学校诊断报告生成由约1天降至约90分钟，参检学校普遍反映便于培养方案优化与薄弱指标强化，汇总形成的全市培养质量分析报告为教育主管部门决策提供有力支撑。</w:t>
+        <w:t>系统上线以来在效率、质量、覆盖、应用等维度成效显著。一是智能预检大幅提升审核效率与材料质量：</w:t>
+      </w:r>
+      <w:r>
+        <w:rPr>
+          <w:rFonts w:ascii="Times New Roman" w:hAnsi="Times New Roman" w:eastAsia="仿宋"/>
+          <w:b/>
+          <w:sz w:val="28"/>
+        </w:rPr>
+        <w:t>单份材料审核时长由约20分钟降至约10分钟（降约50%）</w:t>
+      </w:r>
+      <w:r>
+        <w:rPr>
+          <w:rFonts w:ascii="Times New Roman" w:hAnsi="Times New Roman" w:eastAsia="仿宋"/>
+          <w:b w:val="0"/>
+          <w:sz w:val="28"/>
+        </w:rPr>
+        <w:t>，全市</w:t>
+      </w:r>
+      <w:r>
+        <w:rPr>
+          <w:rFonts w:ascii="Times New Roman" w:hAnsi="Times New Roman" w:eastAsia="仿宋"/>
+          <w:b/>
+          <w:sz w:val="28"/>
+        </w:rPr>
+        <w:t>10余所高校累计完成500余份材料审核</w:t>
+      </w:r>
+      <w:r>
+        <w:rPr>
+          <w:rFonts w:ascii="Times New Roman" w:hAnsi="Times New Roman" w:eastAsia="仿宋"/>
+          <w:b w:val="0"/>
+          <w:sz w:val="28"/>
+        </w:rPr>
+        <w:t>，500余名抽检师范生中</w:t>
+      </w:r>
+      <w:r>
+        <w:rPr>
+          <w:rFonts w:ascii="Times New Roman" w:hAnsi="Times New Roman" w:eastAsia="仿宋"/>
+          <w:b/>
+          <w:sz w:val="28"/>
+        </w:rPr>
+        <w:t>超90%材料一次性通过校审、一次性通过率较改革前提升约30个百分点</w:t>
+      </w:r>
+      <w:r>
+        <w:rPr>
+          <w:rFonts w:ascii="Times New Roman" w:hAnsi="Times New Roman" w:eastAsia="仿宋"/>
+          <w:b w:val="0"/>
+          <w:sz w:val="28"/>
+        </w:rPr>
+        <w:t>，校审环节即识别约100余处多文档数据不一致。二是AI评审辅助显著减负提质：</w:t>
+      </w:r>
+      <w:r>
+        <w:rPr>
+          <w:rFonts w:ascii="Times New Roman" w:hAnsi="Times New Roman" w:eastAsia="仿宋"/>
+          <w:b/>
+          <w:sz w:val="28"/>
+        </w:rPr>
+        <w:t>单生平均评审时长由约30分钟降至约17分钟（降约43%）</w:t>
+      </w:r>
+      <w:r>
+        <w:rPr>
+          <w:rFonts w:ascii="Times New Roman" w:hAnsi="Times New Roman" w:eastAsia="仿宋"/>
+          <w:b w:val="0"/>
+          <w:sz w:val="28"/>
+        </w:rPr>
+        <w:t>，评审意见针对性、专业性明显增强。三是智能诊断推动结果运用由“分数通报”转向“质量反哺”：</w:t>
+      </w:r>
+      <w:r>
+        <w:rPr>
+          <w:rFonts w:ascii="Times New Roman" w:hAnsi="Times New Roman" w:eastAsia="仿宋"/>
+          <w:b/>
+          <w:sz w:val="28"/>
+        </w:rPr>
+        <w:t>单份学校诊断报告生成由约1天降至约90分钟</w:t>
+      </w:r>
+      <w:r>
+        <w:rPr>
+          <w:rFonts w:ascii="Times New Roman" w:hAnsi="Times New Roman" w:eastAsia="仿宋"/>
+          <w:b w:val="0"/>
+          <w:sz w:val="28"/>
+        </w:rPr>
+        <w:t>，参检学校普遍反映便于培养方案优化与薄弱指标强化，汇总形成的全市培养质量分析报告为教育主管部门决策提供有力支撑。</w:t>
       </w:r>
     </w:p>
     <w:p>
@@ -470,7 +1014,39 @@
           <w:b w:val="0"/>
           <w:sz w:val="28"/>
         </w:rPr>
-        <w:t>一是坚持AI辅助、人主决策。教育评价的专业性、敏感性、责任性决定AI不能替代人的判断，三个智能体始终坚守“AI识别问题、提供参考、辅助决策，人作最终判断、承担责任”的边界，既释放效率价值又守住专业底线。</w:t>
+        <w:t>一是坚持</w:t>
+      </w:r>
+      <w:r>
+        <w:rPr>
+          <w:rFonts w:ascii="Times New Roman" w:hAnsi="Times New Roman" w:eastAsia="仿宋"/>
+          <w:b/>
+          <w:sz w:val="28"/>
+        </w:rPr>
+        <w:t>AI辅助、人主决策</w:t>
+      </w:r>
+      <w:r>
+        <w:rPr>
+          <w:rFonts w:ascii="Times New Roman" w:hAnsi="Times New Roman" w:eastAsia="仿宋"/>
+          <w:b w:val="0"/>
+          <w:sz w:val="28"/>
+        </w:rPr>
+        <w:t>。教育评价的专业性、敏感性、责任性决定AI不能替代人的判断，三个智能体始终坚守</w:t>
+      </w:r>
+      <w:r>
+        <w:rPr>
+          <w:rFonts w:ascii="Times New Roman" w:hAnsi="Times New Roman" w:eastAsia="仿宋"/>
+          <w:b/>
+          <w:sz w:val="28"/>
+        </w:rPr>
+        <w:t>“AI识别问题、提供参考、辅助决策，人作最终判断、承担责任”</w:t>
+      </w:r>
+      <w:r>
+        <w:rPr>
+          <w:rFonts w:ascii="Times New Roman" w:hAnsi="Times New Roman" w:eastAsia="仿宋"/>
+          <w:b w:val="0"/>
+          <w:sz w:val="28"/>
+        </w:rPr>
+        <w:t>的边界，既释放效率价值又守住专业底线。</w:t>
       </w:r>
     </w:p>
     <w:p>
@@ -484,7 +1060,23 @@
           <w:b w:val="0"/>
           <w:sz w:val="28"/>
         </w:rPr>
-        <w:t>二是坚持精准嵌入、靶向赋能。AI赋能不“撒胡椒面”，三个智能体分别针对审核效率、评审质量、结果运用三个环节的核心矛盾精准切入，避免“为AI而AI”的泛化应用。</w:t>
+        <w:t>二是坚持</w:t>
+      </w:r>
+      <w:r>
+        <w:rPr>
+          <w:rFonts w:ascii="Times New Roman" w:hAnsi="Times New Roman" w:eastAsia="仿宋"/>
+          <w:b/>
+          <w:sz w:val="28"/>
+        </w:rPr>
+        <w:t>精准嵌入、靶向赋能</w:t>
+      </w:r>
+      <w:r>
+        <w:rPr>
+          <w:rFonts w:ascii="Times New Roman" w:hAnsi="Times New Roman" w:eastAsia="仿宋"/>
+          <w:b w:val="0"/>
+          <w:sz w:val="28"/>
+        </w:rPr>
+        <w:t>。AI赋能不“撒胡椒面”，三个智能体分别针对审核效率、评审质量、结果运用三个环节的核心矛盾精准切入，避免“为AI而AI”的泛化应用。</w:t>
       </w:r>
     </w:p>
     <w:p>
@@ -498,7 +1090,23 @@
           <w:b w:val="0"/>
           <w:sz w:val="28"/>
         </w:rPr>
-        <w:t>三是坚持标准先行、数据贯通。智能体能力建立在结构化指标、规范化数据与闭环化流程之上，必须先把指标配置、举证管理、数据沉淀等基础打牢，智能化才能真正落地。</w:t>
+        <w:t>三是坚持</w:t>
+      </w:r>
+      <w:r>
+        <w:rPr>
+          <w:rFonts w:ascii="Times New Roman" w:hAnsi="Times New Roman" w:eastAsia="仿宋"/>
+          <w:b/>
+          <w:sz w:val="28"/>
+        </w:rPr>
+        <w:t>标准先行、数据贯通</w:t>
+      </w:r>
+      <w:r>
+        <w:rPr>
+          <w:rFonts w:ascii="Times New Roman" w:hAnsi="Times New Roman" w:eastAsia="仿宋"/>
+          <w:b w:val="0"/>
+          <w:sz w:val="28"/>
+        </w:rPr>
+        <w:t>。智能体能力建立在结构化指标、规范化数据与闭环化流程之上，必须先把指标配置、举证管理、数据沉淀等基础打牢，智能化才能真正落地。</w:t>
       </w:r>
     </w:p>
     <w:p>
@@ -512,7 +1120,39 @@
           <w:b w:val="0"/>
           <w:sz w:val="28"/>
         </w:rPr>
-        <w:t>四是坚持闭环设计、持续改进。通过智能诊断把评价结果转化为改进建议，推动学校“评价—诊断—改进—再评价”良性循环，让教育评价真正发挥质量提升功能。</w:t>
+        <w:t>四是坚持</w:t>
+      </w:r>
+      <w:r>
+        <w:rPr>
+          <w:rFonts w:ascii="Times New Roman" w:hAnsi="Times New Roman" w:eastAsia="仿宋"/>
+          <w:b/>
+          <w:sz w:val="28"/>
+        </w:rPr>
+        <w:t>闭环设计、持续改进</w:t>
+      </w:r>
+      <w:r>
+        <w:rPr>
+          <w:rFonts w:ascii="Times New Roman" w:hAnsi="Times New Roman" w:eastAsia="仿宋"/>
+          <w:b w:val="0"/>
+          <w:sz w:val="28"/>
+        </w:rPr>
+        <w:t>。通过智能诊断把评价结果转化为改进建议，推动学校</w:t>
+      </w:r>
+      <w:r>
+        <w:rPr>
+          <w:rFonts w:ascii="Times New Roman" w:hAnsi="Times New Roman" w:eastAsia="仿宋"/>
+          <w:b/>
+          <w:sz w:val="28"/>
+        </w:rPr>
+        <w:t>“评价—诊断—改进—再评价”良性循环</w:t>
+      </w:r>
+      <w:r>
+        <w:rPr>
+          <w:rFonts w:ascii="Times New Roman" w:hAnsi="Times New Roman" w:eastAsia="仿宋"/>
+          <w:b w:val="0"/>
+          <w:sz w:val="28"/>
+        </w:rPr>
+        <w:t>，让教育评价真正发挥质量提升功能。</w:t>
       </w:r>
     </w:p>
     <w:p>
@@ -526,7 +1166,55 @@
           <w:b w:val="0"/>
           <w:sz w:val="28"/>
         </w:rPr>
-        <w:t>总体来看，本系统以“三智能体”AI赋能体系为核心创新，破解了审核效率低、评审负担重、结果运用浅等共性问题，构建“标准入库→AI预检→规范审核→智能辅助→自动诊断→数据反馈”全流程闭环质量监测模式，形成可复制、可推广、可持续迭代的“AI+教育评价”实践范式，对推进教育评价现代化、人工智能赋能教师教育、教育数字化转型走深走实具有较强参考与示范意义。</w:t>
+        <w:t>总体来看，本系统以</w:t>
+      </w:r>
+      <w:r>
+        <w:rPr>
+          <w:rFonts w:ascii="Times New Roman" w:hAnsi="Times New Roman" w:eastAsia="仿宋"/>
+          <w:b/>
+          <w:sz w:val="28"/>
+        </w:rPr>
+        <w:t>“三智能体”AI赋能体系</w:t>
+      </w:r>
+      <w:r>
+        <w:rPr>
+          <w:rFonts w:ascii="Times New Roman" w:hAnsi="Times New Roman" w:eastAsia="仿宋"/>
+          <w:b w:val="0"/>
+          <w:sz w:val="28"/>
+        </w:rPr>
+        <w:t>为核心创新，破解了审核效率低、评审负担重、结果运用浅等共性问题，构建</w:t>
+      </w:r>
+      <w:r>
+        <w:rPr>
+          <w:rFonts w:ascii="Times New Roman" w:hAnsi="Times New Roman" w:eastAsia="仿宋"/>
+          <w:b/>
+          <w:sz w:val="28"/>
+        </w:rPr>
+        <w:t>“标准入库→AI预检→规范审核→智能辅助→自动诊断→数据反馈”全流程闭环质量监测模式</w:t>
+      </w:r>
+      <w:r>
+        <w:rPr>
+          <w:rFonts w:ascii="Times New Roman" w:hAnsi="Times New Roman" w:eastAsia="仿宋"/>
+          <w:b w:val="0"/>
+          <w:sz w:val="28"/>
+        </w:rPr>
+        <w:t>，形成可复制、可推广、可持续迭代的</w:t>
+      </w:r>
+      <w:r>
+        <w:rPr>
+          <w:rFonts w:ascii="Times New Roman" w:hAnsi="Times New Roman" w:eastAsia="仿宋"/>
+          <w:b/>
+          <w:sz w:val="28"/>
+        </w:rPr>
+        <w:t>“AI+教育评价”实践范式</w:t>
+      </w:r>
+      <w:r>
+        <w:rPr>
+          <w:rFonts w:ascii="Times New Roman" w:hAnsi="Times New Roman" w:eastAsia="仿宋"/>
+          <w:b w:val="0"/>
+          <w:sz w:val="28"/>
+        </w:rPr>
+        <w:t>，对推进教育评价现代化、人工智能赋能教师教育、教育数字化转型走深走实具有较强参考与示范意义。</w:t>
       </w:r>
     </w:p>
     <w:sectPr>

--- a/教育评价典型实践案例/师范生教育教学能力认定抽检评价改革实践-案例文稿.docx
+++ b/教育评价典型实践案例/师范生教育教学能力认定抽检评价改革实践-案例文稿.docx
@@ -54,7 +54,39 @@
           <w:b w:val="0"/>
           <w:sz w:val="28"/>
         </w:rPr>
-        <w:t>师范生教育教学能力认定是教师教育质量保障的重要环节，直接关系师范生培养质量监测的科学性、公平性和公信力。按照《重庆市2025年师范生教育教学能力认定抽检实施方案（试行）》要求，抽检需覆盖样本抽取、材料上传、校级审核、市教育评估院审核、专家评分、结果发布等环节，涉及评估院、高校、学生、专家等多类主体，</w:t>
+        <w:t>师范生教育教学能力认定是教师教育质量保障的重要环节，直接关系师范生培养质量监测的科学性、公平性和公信力。本系统始终立足“学生成长”，旨在借助智能化技术手段，</w:t>
+      </w:r>
+      <w:r>
+        <w:rPr>
+          <w:rFonts w:ascii="Times New Roman" w:hAnsi="Times New Roman" w:eastAsia="仿宋"/>
+          <w:b/>
+          <w:sz w:val="28"/>
+        </w:rPr>
+        <w:t>对师范生的教学设计、课堂实施、育人能力等核心素养进行全过程动态监测</w:t>
+      </w:r>
+      <w:r>
+        <w:rPr>
+          <w:rFonts w:ascii="Times New Roman" w:hAnsi="Times New Roman" w:eastAsia="仿宋"/>
+          <w:b w:val="0"/>
+          <w:sz w:val="28"/>
+        </w:rPr>
+        <w:t>，</w:t>
+      </w:r>
+      <w:r>
+        <w:rPr>
+          <w:rFonts w:ascii="Times New Roman" w:hAnsi="Times New Roman" w:eastAsia="仿宋"/>
+          <w:b/>
+          <w:sz w:val="28"/>
+        </w:rPr>
+        <w:t>实现从实习实践到毕业考核的全流程数据采集与智能分析</w:t>
+      </w:r>
+      <w:r>
+        <w:rPr>
+          <w:rFonts w:ascii="Times New Roman" w:hAnsi="Times New Roman" w:eastAsia="仿宋"/>
+          <w:b w:val="0"/>
+          <w:sz w:val="28"/>
+        </w:rPr>
+        <w:t>，把师范生能力成长贯穿评价始终。按照《重庆市2025年师范生教育教学能力认定抽检实施方案（试行）》要求，抽检需覆盖样本抽取、材料上传、校级审核、市教育评估院审核、专家评分、结果发布等环节，涉及评估院、高校、学生、专家等多类主体，</w:t>
       </w:r>
       <w:r>
         <w:rPr>

--- a/教育评价典型实践案例/师范生教育教学能力认定抽检评价改革实践-案例文稿.docx
+++ b/教育评价典型实践案例/师范生教育教学能力认定抽检评价改革实践-案例文稿.docx
@@ -164,7 +164,23 @@
           <w:b w:val="0"/>
           <w:sz w:val="28"/>
         </w:rPr>
-        <w:t>，评审结果多以分数明细呈现，缺乏结构化诊断，学校难获改进信息，评价的诊断与反哺功能未能释放。基于此，项目团队提出</w:t>
+        <w:t>，评审结果多以分数明细呈现，缺乏结构化诊断，学校难获改进信息，评价的诊断与反哺功能未能释放。基于此，</w:t>
+      </w:r>
+      <w:r>
+        <w:rPr>
+          <w:rFonts w:ascii="Times New Roman" w:hAnsi="Times New Roman" w:eastAsia="仿宋"/>
+          <w:b/>
+          <w:sz w:val="28"/>
+        </w:rPr>
+        <w:t>本单位联合重庆市教育评估院</w:t>
+      </w:r>
+      <w:r>
+        <w:rPr>
+          <w:rFonts w:ascii="Times New Roman" w:hAnsi="Times New Roman" w:eastAsia="仿宋"/>
+          <w:b w:val="0"/>
+          <w:sz w:val="28"/>
+        </w:rPr>
+        <w:t>，对接重庆市师范生教育教学能力认定抽检实施要求，提出</w:t>
       </w:r>
       <w:r>
         <w:rPr>
@@ -180,7 +196,7 @@
           <w:b w:val="0"/>
           <w:sz w:val="28"/>
         </w:rPr>
-        <w:t>的思路，研发师范生教育教学能力认定抽检系统并</w:t>
+        <w:t>的思路，联合研发师范生教育教学能力认定抽检系统并</w:t>
       </w:r>
       <w:r>
         <w:rPr>
@@ -212,7 +228,39 @@
           <w:b w:val="0"/>
           <w:sz w:val="28"/>
         </w:rPr>
-        <w:t>，推动抽检从经验驱动走向规则驱动、从人工核查走向人机协同、从结果管理走向智能诊断。</w:t>
+        <w:t>，推动抽检从经验驱动走向规则驱动、从人工核查走向人机协同、从结果管理走向智能诊断。目前系统已</w:t>
+      </w:r>
+      <w:r>
+        <w:rPr>
+          <w:rFonts w:ascii="Times New Roman" w:hAnsi="Times New Roman" w:eastAsia="仿宋"/>
+          <w:b/>
+          <w:sz w:val="28"/>
+        </w:rPr>
+        <w:t>支撑全市10余所师范类高校、30余个师范类专业、500余名抽检师范生完成评审任务</w:t>
+      </w:r>
+      <w:r>
+        <w:rPr>
+          <w:rFonts w:ascii="Times New Roman" w:hAnsi="Times New Roman" w:eastAsia="仿宋"/>
+          <w:b w:val="0"/>
+          <w:sz w:val="28"/>
+        </w:rPr>
+        <w:t>，为教育评价数字化与智能化转型提供了</w:t>
+      </w:r>
+      <w:r>
+        <w:rPr>
+          <w:rFonts w:ascii="Times New Roman" w:hAnsi="Times New Roman" w:eastAsia="仿宋"/>
+          <w:b/>
+          <w:sz w:val="28"/>
+        </w:rPr>
+        <w:t>可复制、可推广的重庆实践样本</w:t>
+      </w:r>
+      <w:r>
+        <w:rPr>
+          <w:rFonts w:ascii="Times New Roman" w:hAnsi="Times New Roman" w:eastAsia="仿宋"/>
+          <w:b w:val="0"/>
+          <w:sz w:val="28"/>
+        </w:rPr>
+        <w:t>。</w:t>
       </w:r>
     </w:p>
     <w:p>
